--- a/TRAINING_REPORT.docx
+++ b/TRAINING_REPORT.docx
@@ -27,7 +27,7 @@
           <w:i/>
           <w:sz w:val="18"/>
         </w:rPr>
-        <w:t>Generated 2026-08-29 · covers iterations 1–5 (iteration 5 in progress)</w:t>
+        <w:t>Generated 2026-08-30 · covers iterations 1–7</w:t>
       </w:r>
     </w:p>
     <w:p>
@@ -74,7 +74,7 @@
       <w:tr>
         <w:tc>
           <w:tcPr>
-            <w:tcW w:type="dxa" w:w="1008"/>
+            <w:tcW w:type="dxa" w:w="792"/>
           </w:tcPr>
           <w:p>
             <w:r>
@@ -88,7 +88,7 @@
         </w:tc>
         <w:tc>
           <w:tcPr>
-            <w:tcW w:type="dxa" w:w="3744"/>
+            <w:tcW w:type="dxa" w:w="4320"/>
           </w:tcPr>
           <w:p>
             <w:r>
@@ -102,7 +102,7 @@
         </w:tc>
         <w:tc>
           <w:tcPr>
-            <w:tcW w:type="dxa" w:w="1872"/>
+            <w:tcW w:type="dxa" w:w="1512"/>
           </w:tcPr>
           <w:p>
             <w:r>
@@ -116,7 +116,7 @@
         </w:tc>
         <w:tc>
           <w:tcPr>
-            <w:tcW w:type="dxa" w:w="3456"/>
+            <w:tcW w:type="dxa" w:w="3312"/>
           </w:tcPr>
           <w:p>
             <w:r>
@@ -132,7 +132,7 @@
       <w:tr>
         <w:tc>
           <w:tcPr>
-            <w:tcW w:type="dxa" w:w="1008"/>
+            <w:tcW w:type="dxa" w:w="792"/>
           </w:tcPr>
           <w:p>
             <w:r>
@@ -145,7 +145,7 @@
         </w:tc>
         <w:tc>
           <w:tcPr>
-            <w:tcW w:type="dxa" w:w="3744"/>
+            <w:tcW w:type="dxa" w:w="4320"/>
           </w:tcPr>
           <w:p>
             <w:r>
@@ -158,7 +158,7 @@
         </w:tc>
         <w:tc>
           <w:tcPr>
-            <w:tcW w:type="dxa" w:w="1872"/>
+            <w:tcW w:type="dxa" w:w="1512"/>
           </w:tcPr>
           <w:p>
             <w:r>
@@ -171,7 +171,7 @@
         </w:tc>
         <w:tc>
           <w:tcPr>
-            <w:tcW w:type="dxa" w:w="3456"/>
+            <w:tcW w:type="dxa" w:w="3312"/>
           </w:tcPr>
           <w:p>
             <w:r>
@@ -186,7 +186,7 @@
       <w:tr>
         <w:tc>
           <w:tcPr>
-            <w:tcW w:type="dxa" w:w="1008"/>
+            <w:tcW w:type="dxa" w:w="792"/>
           </w:tcPr>
           <w:p>
             <w:r>
@@ -199,7 +199,7 @@
         </w:tc>
         <w:tc>
           <w:tcPr>
-            <w:tcW w:type="dxa" w:w="3744"/>
+            <w:tcW w:type="dxa" w:w="4320"/>
           </w:tcPr>
           <w:p>
             <w:r>
@@ -212,7 +212,7 @@
         </w:tc>
         <w:tc>
           <w:tcPr>
-            <w:tcW w:type="dxa" w:w="1872"/>
+            <w:tcW w:type="dxa" w:w="1512"/>
           </w:tcPr>
           <w:p>
             <w:r>
@@ -225,7 +225,7 @@
         </w:tc>
         <w:tc>
           <w:tcPr>
-            <w:tcW w:type="dxa" w:w="3456"/>
+            <w:tcW w:type="dxa" w:w="3312"/>
           </w:tcPr>
           <w:p>
             <w:r>
@@ -240,7 +240,7 @@
       <w:tr>
         <w:tc>
           <w:tcPr>
-            <w:tcW w:type="dxa" w:w="1008"/>
+            <w:tcW w:type="dxa" w:w="792"/>
           </w:tcPr>
           <w:p>
             <w:r>
@@ -253,7 +253,7 @@
         </w:tc>
         <w:tc>
           <w:tcPr>
-            <w:tcW w:type="dxa" w:w="3744"/>
+            <w:tcW w:type="dxa" w:w="4320"/>
           </w:tcPr>
           <w:p>
             <w:r>
@@ -266,7 +266,7 @@
         </w:tc>
         <w:tc>
           <w:tcPr>
-            <w:tcW w:type="dxa" w:w="1872"/>
+            <w:tcW w:type="dxa" w:w="1512"/>
           </w:tcPr>
           <w:p>
             <w:r>
@@ -279,7 +279,7 @@
         </w:tc>
         <w:tc>
           <w:tcPr>
-            <w:tcW w:type="dxa" w:w="3456"/>
+            <w:tcW w:type="dxa" w:w="3312"/>
           </w:tcPr>
           <w:p>
             <w:r>
@@ -294,7 +294,7 @@
       <w:tr>
         <w:tc>
           <w:tcPr>
-            <w:tcW w:type="dxa" w:w="1008"/>
+            <w:tcW w:type="dxa" w:w="792"/>
           </w:tcPr>
           <w:p>
             <w:r>
@@ -307,7 +307,7 @@
         </w:tc>
         <w:tc>
           <w:tcPr>
-            <w:tcW w:type="dxa" w:w="3744"/>
+            <w:tcW w:type="dxa" w:w="4320"/>
           </w:tcPr>
           <w:p>
             <w:r>
@@ -320,20 +320,20 @@
         </w:tc>
         <w:tc>
           <w:tcPr>
-            <w:tcW w:type="dxa" w:w="1872"/>
-          </w:tcPr>
-          <w:p>
-            <w:r>
-              <w:rPr>
-                <w:sz w:val="18"/>
-              </w:rPr>
-              <w:t>0.9126</w:t>
-            </w:r>
-          </w:p>
-        </w:tc>
-        <w:tc>
-          <w:tcPr>
-            <w:tcW w:type="dxa" w:w="3456"/>
+            <w:tcW w:type="dxa" w:w="1512"/>
+          </w:tcPr>
+          <w:p>
+            <w:r>
+              <w:rPr>
+                <w:sz w:val="18"/>
+              </w:rPr>
+              <w:t>0.9129</w:t>
+            </w:r>
+          </w:p>
+        </w:tc>
+        <w:tc>
+          <w:tcPr>
+            <w:tcW w:type="dxa" w:w="3312"/>
           </w:tcPr>
           <w:p>
             <w:r>
@@ -348,7 +348,7 @@
       <w:tr>
         <w:tc>
           <w:tcPr>
-            <w:tcW w:type="dxa" w:w="1008"/>
+            <w:tcW w:type="dxa" w:w="792"/>
           </w:tcPr>
           <w:p>
             <w:r>
@@ -361,40 +361,634 @@
         </w:tc>
         <w:tc>
           <w:tcPr>
+            <w:tcW w:type="dxa" w:w="4320"/>
+          </w:tcPr>
+          <w:p>
+            <w:r>
+              <w:rPr>
+                <w:sz w:val="18"/>
+              </w:rPr>
+              <w:t>+ SAFE DWT frequency branch (wavelet)</w:t>
+            </w:r>
+          </w:p>
+        </w:tc>
+        <w:tc>
+          <w:tcPr>
+            <w:tcW w:type="dxa" w:w="1512"/>
+          </w:tcPr>
+          <w:p>
+            <w:r>
+              <w:rPr>
+                <w:sz w:val="18"/>
+              </w:rPr>
+              <w:t>aborted</w:t>
+            </w:r>
+          </w:p>
+        </w:tc>
+        <w:tc>
+          <w:tcPr>
+            <w:tcW w:type="dxa" w:w="3312"/>
+          </w:tcPr>
+          <w:p>
+            <w:r>
+              <w:rPr>
+                <w:sz w:val="18"/>
+              </w:rPr>
+              <w:t>Branch on a frozen backbone did not move internal AUC; sprint reprioritised</w:t>
+            </w:r>
+          </w:p>
+        </w:tc>
+      </w:tr>
+      <w:tr>
+        <w:tc>
+          <w:tcPr>
+            <w:tcW w:type="dxa" w:w="792"/>
+          </w:tcPr>
+          <w:p>
+            <w:r>
+              <w:rPr>
+                <w:sz w:val="18"/>
+              </w:rPr>
+              <w:t>6</w:t>
+            </w:r>
+          </w:p>
+        </w:tc>
+        <w:tc>
+          <w:tcPr>
+            <w:tcW w:type="dxa" w:w="4320"/>
+          </w:tcPr>
+          <w:p>
+            <w:r>
+              <w:rPr>
+                <w:sz w:val="18"/>
+              </w:rPr>
+              <w:t>Frozen CLIP branch — attempted live in training loop</w:t>
+            </w:r>
+          </w:p>
+        </w:tc>
+        <w:tc>
+          <w:tcPr>
+            <w:tcW w:type="dxa" w:w="1512"/>
+          </w:tcPr>
+          <w:p>
+            <w:r>
+              <w:rPr>
+                <w:sz w:val="18"/>
+              </w:rPr>
+              <w:t>aborted</w:t>
+            </w:r>
+          </w:p>
+        </w:tc>
+        <w:tc>
+          <w:tcPr>
+            <w:tcW w:type="dxa" w:w="3312"/>
+          </w:tcPr>
+          <w:p>
+            <w:r>
+              <w:rPr>
+                <w:sz w:val="18"/>
+              </w:rPr>
+              <w:t>CLIP-L ~6 s/step on the iGPU; pivoted to CLIP-B, then to precomputed features</w:t>
+            </w:r>
+          </w:p>
+        </w:tc>
+      </w:tr>
+      <w:tr>
+        <w:tc>
+          <w:tcPr>
+            <w:tcW w:type="dxa" w:w="792"/>
+          </w:tcPr>
+          <w:p>
+            <w:r>
+              <w:rPr>
+                <w:sz w:val="18"/>
+              </w:rPr>
+              <w:t>7</w:t>
+            </w:r>
+          </w:p>
+        </w:tc>
+        <w:tc>
+          <w:tcPr>
+            <w:tcW w:type="dxa" w:w="4320"/>
+          </w:tcPr>
+          <w:p>
+            <w:r>
+              <w:rPr>
+                <w:sz w:val="18"/>
+              </w:rPr>
+              <w:t>+ frozen CLIP-B/16 semantic branch (fusion head on precomputed features)</w:t>
+            </w:r>
+          </w:p>
+        </w:tc>
+        <w:tc>
+          <w:tcPr>
+            <w:tcW w:type="dxa" w:w="1512"/>
+          </w:tcPr>
+          <w:p>
+            <w:r>
+              <w:rPr>
+                <w:sz w:val="18"/>
+              </w:rPr>
+              <w:t>0.9265</w:t>
+            </w:r>
+          </w:p>
+        </w:tc>
+        <w:tc>
+          <w:tcPr>
+            <w:tcW w:type="dxa" w:w="3312"/>
+          </w:tcPr>
+          <w:p>
+            <w:r>
+              <w:rPr>
+                <w:sz w:val="18"/>
+              </w:rPr>
+              <w:t>ADM clean AUC 0.82 → 0.90; robust half needs degraded-view head training</w:t>
+            </w:r>
+          </w:p>
+        </w:tc>
+      </w:tr>
+    </w:tbl>
+    <w:p/>
+    <w:p>
+      <w:r>
+        <w:rPr>
+          <w:b w:val="0"/>
+          <w:i/>
+          <w:sz w:val="18"/>
+        </w:rPr>
+        <w:t>Note: the deck sets no hard FPR/FNR threshold — the ≤3% figure is our own stretch target. The scored quantity is the threshold-free Final Score. No published method reaches 3%/3% on genuinely unseen generators.</w:t>
+      </w:r>
+    </w:p>
+    <w:p>
+      <w:pPr>
+        <w:pStyle w:val="Heading2"/>
+      </w:pPr>
+      <w:r>
+        <w:t>1.1 What the briefing deck asks for</w:t>
+      </w:r>
+    </w:p>
+    <w:tbl>
+      <w:tblPr>
+        <w:tblStyle w:val="LightGrid-Accent1"/>
+        <w:tblW w:type="auto" w:w="0"/>
+        <w:jc w:val="center"/>
+        <w:tblLook w:firstColumn="1" w:firstRow="1" w:lastColumn="0" w:lastRow="0" w:noHBand="0" w:noVBand="1" w:val="04A0"/>
+      </w:tblPr>
+      <w:tblGrid>
+        <w:gridCol w:w="2880"/>
+        <w:gridCol w:w="2880"/>
+        <w:gridCol w:w="2880"/>
+      </w:tblGrid>
+      <w:tr>
+        <w:tc>
+          <w:tcPr>
+            <w:tcW w:type="dxa" w:w="1944"/>
+          </w:tcPr>
+          <w:p>
+            <w:r>
+              <w:rPr>
+                <w:b/>
+                <w:sz w:val="18"/>
+              </w:rPr>
+              <w:t>Item</w:t>
+            </w:r>
+          </w:p>
+        </w:tc>
+        <w:tc>
+          <w:tcPr>
+            <w:tcW w:type="dxa" w:w="4392"/>
+          </w:tcPr>
+          <w:p>
+            <w:r>
+              <w:rPr>
+                <w:b/>
+                <w:sz w:val="18"/>
+              </w:rPr>
+              <w:t>Specification</w:t>
+            </w:r>
+          </w:p>
+        </w:tc>
+        <w:tc>
+          <w:tcPr>
             <w:tcW w:type="dxa" w:w="3744"/>
           </w:tcPr>
           <w:p>
             <w:r>
               <w:rPr>
-                <w:sz w:val="18"/>
-              </w:rPr>
-              <w:t>+ SAFE DWT frequency branch + SAFE augmentations</w:t>
-            </w:r>
-          </w:p>
-        </w:tc>
-        <w:tc>
-          <w:tcPr>
-            <w:tcW w:type="dxa" w:w="1872"/>
-          </w:tcPr>
-          <w:p>
-            <w:r>
-              <w:rPr>
-                <w:sz w:val="18"/>
-              </w:rPr>
-              <w:t>in progress</w:t>
-            </w:r>
-          </w:p>
-        </w:tc>
-        <w:tc>
-          <w:tcPr>
-            <w:tcW w:type="dxa" w:w="3456"/>
-          </w:tcPr>
-          <w:p>
-            <w:r>
-              <w:rPr>
-                <w:sz w:val="18"/>
-              </w:rPr>
-              <w:t>Targets the remaining ADM / DDPM / DDIM gap</w:t>
+                <w:b/>
+                <w:sz w:val="18"/>
+              </w:rPr>
+              <w:t>This submission</w:t>
+            </w:r>
+          </w:p>
+        </w:tc>
+      </w:tr>
+      <w:tr>
+        <w:tc>
+          <w:tcPr>
+            <w:tcW w:type="dxa" w:w="1944"/>
+          </w:tcPr>
+          <w:p>
+            <w:r>
+              <w:rPr>
+                <w:sz w:val="18"/>
+              </w:rPr>
+              <w:t>Primary metric</w:t>
+            </w:r>
+          </w:p>
+        </w:tc>
+        <w:tc>
+          <w:tcPr>
+            <w:tcW w:type="dxa" w:w="4392"/>
+          </w:tcPr>
+          <w:p>
+            <w:r>
+              <w:rPr>
+                <w:sz w:val="18"/>
+              </w:rPr>
+              <w:t>ROC-AUC (threshold-free, imbalance-robust)</w:t>
+            </w:r>
+          </w:p>
+        </w:tc>
+        <w:tc>
+          <w:tcPr>
+            <w:tcW w:type="dxa" w:w="3744"/>
+          </w:tcPr>
+          <w:p>
+            <w:r>
+              <w:rPr>
+                <w:sz w:val="18"/>
+              </w:rPr>
+              <w:t>reported throughout</w:t>
+            </w:r>
+          </w:p>
+        </w:tc>
+      </w:tr>
+      <w:tr>
+        <w:tc>
+          <w:tcPr>
+            <w:tcW w:type="dxa" w:w="1944"/>
+          </w:tcPr>
+          <w:p>
+            <w:r>
+              <w:rPr>
+                <w:sz w:val="18"/>
+              </w:rPr>
+              <w:t>Final Score</w:t>
+            </w:r>
+          </w:p>
+        </w:tc>
+        <w:tc>
+          <w:tcPr>
+            <w:tcW w:type="dxa" w:w="4392"/>
+          </w:tcPr>
+          <w:p>
+            <w:r>
+              <w:rPr>
+                <w:sz w:val="18"/>
+              </w:rPr>
+              <w:t>0.5·AUC(clean) + 0.5·AUC(robust)</w:t>
+            </w:r>
+          </w:p>
+        </w:tc>
+        <w:tc>
+          <w:tcPr>
+            <w:tcW w:type="dxa" w:w="3744"/>
+          </w:tcPr>
+          <w:p>
+            <w:r>
+              <w:rPr>
+                <w:sz w:val="18"/>
+              </w:rPr>
+              <w:t>0.9326 on the organiser composition</w:t>
+            </w:r>
+          </w:p>
+        </w:tc>
+      </w:tr>
+      <w:tr>
+        <w:tc>
+          <w:tcPr>
+            <w:tcW w:type="dxa" w:w="1944"/>
+          </w:tcPr>
+          <w:p>
+            <w:r>
+              <w:rPr>
+                <w:sz w:val="18"/>
+              </w:rPr>
+              <w:t>AUC(robust)</w:t>
+            </w:r>
+          </w:p>
+        </w:tc>
+        <w:tc>
+          <w:tcPr>
+            <w:tcW w:type="dxa" w:w="4392"/>
+          </w:tcPr>
+          <w:p>
+            <w:r>
+              <w:rPr>
+                <w:sz w:val="18"/>
+              </w:rPr>
+              <w:t>mean AUC over the 14 required transforms</w:t>
+            </w:r>
+          </w:p>
+        </w:tc>
+        <w:tc>
+          <w:tcPr>
+            <w:tcW w:type="dxa" w:w="3744"/>
+          </w:tcPr>
+          <w:p>
+            <w:r>
+              <w:rPr>
+                <w:sz w:val="18"/>
+              </w:rPr>
+              <w:t>0.9105</w:t>
+            </w:r>
+          </w:p>
+        </w:tc>
+      </w:tr>
+      <w:tr>
+        <w:tc>
+          <w:tcPr>
+            <w:tcW w:type="dxa" w:w="1944"/>
+          </w:tcPr>
+          <w:p>
+            <w:r>
+              <w:rPr>
+                <w:sz w:val="18"/>
+              </w:rPr>
+              <w:t>Required transforms</w:t>
+            </w:r>
+          </w:p>
+        </w:tc>
+        <w:tc>
+          <w:tcPr>
+            <w:tcW w:type="dxa" w:w="4392"/>
+          </w:tcPr>
+          <w:p>
+            <w:r>
+              <w:rPr>
+                <w:sz w:val="18"/>
+              </w:rPr>
+              <w:t>JPEG q90/70/50/30 · blur σ0.5/1/2 · resize 0.5×/0.25× · noise σ0.02/0.05/0.10 · colour-jitter ±20% · centre-crop 80%</w:t>
+            </w:r>
+          </w:p>
+        </w:tc>
+        <w:tc>
+          <w:tcPr>
+            <w:tcW w:type="dxa" w:w="3744"/>
+          </w:tcPr>
+          <w:p>
+            <w:r>
+              <w:rPr>
+                <w:sz w:val="18"/>
+              </w:rPr>
+              <w:t>all 15 conditions in §7.3</w:t>
+            </w:r>
+          </w:p>
+        </w:tc>
+      </w:tr>
+      <w:tr>
+        <w:tc>
+          <w:tcPr>
+            <w:tcW w:type="dxa" w:w="1944"/>
+          </w:tcPr>
+          <w:p>
+            <w:r>
+              <w:rPr>
+                <w:sz w:val="18"/>
+              </w:rPr>
+              <w:t>Cross-generator test</w:t>
+            </w:r>
+          </w:p>
+        </w:tc>
+        <w:tc>
+          <w:tcPr>
+            <w:tcW w:type="dxa" w:w="4392"/>
+          </w:tcPr>
+          <w:p>
+            <w:r>
+              <w:rPr>
+                <w:sz w:val="18"/>
+              </w:rPr>
+              <w:t>evaluate on generators NOT in training</w:t>
+            </w:r>
+          </w:p>
+        </w:tc>
+        <w:tc>
+          <w:tcPr>
+            <w:tcW w:type="dxa" w:w="3744"/>
+          </w:tcPr>
+          <w:p>
+            <w:r>
+              <w:rPr>
+                <w:sz w:val="18"/>
+              </w:rPr>
+              <w:t>6 WildFake families, zero in training</w:t>
+            </w:r>
+          </w:p>
+        </w:tc>
+      </w:tr>
+      <w:tr>
+        <w:tc>
+          <w:tcPr>
+            <w:tcW w:type="dxa" w:w="1944"/>
+          </w:tcPr>
+          <w:p>
+            <w:r>
+              <w:rPr>
+                <w:sz w:val="18"/>
+              </w:rPr>
+              <w:t>Model size limit</w:t>
+            </w:r>
+          </w:p>
+        </w:tc>
+        <w:tc>
+          <w:tcPr>
+            <w:tcW w:type="dxa" w:w="4392"/>
+          </w:tcPr>
+          <w:p>
+            <w:r>
+              <w:rPr>
+                <w:sz w:val="18"/>
+              </w:rPr>
+              <w:t>&lt; 2 billion parameters</w:t>
+            </w:r>
+          </w:p>
+        </w:tc>
+        <w:tc>
+          <w:tcPr>
+            <w:tcW w:type="dxa" w:w="3744"/>
+          </w:tcPr>
+          <w:p>
+            <w:r>
+              <w:rPr>
+                <w:sz w:val="18"/>
+              </w:rPr>
+              <w:t>107.7M (18× under)</w:t>
+            </w:r>
+          </w:p>
+        </w:tc>
+      </w:tr>
+      <w:tr>
+        <w:tc>
+          <w:tcPr>
+            <w:tcW w:type="dxa" w:w="1944"/>
+          </w:tcPr>
+          <w:p>
+            <w:r>
+              <w:rPr>
+                <w:sz w:val="18"/>
+              </w:rPr>
+              <w:t>Backbones</w:t>
+            </w:r>
+          </w:p>
+        </w:tc>
+        <w:tc>
+          <w:tcPr>
+            <w:tcW w:type="dxa" w:w="4392"/>
+          </w:tcPr>
+          <w:p>
+            <w:r>
+              <w:rPr>
+                <w:sz w:val="18"/>
+              </w:rPr>
+              <w:t>public pretrained only; custom code MIT/Apache</w:t>
+            </w:r>
+          </w:p>
+        </w:tc>
+        <w:tc>
+          <w:tcPr>
+            <w:tcW w:type="dxa" w:w="3744"/>
+          </w:tcPr>
+          <w:p>
+            <w:r>
+              <w:rPr>
+                <w:sz w:val="18"/>
+              </w:rPr>
+              <w:t>commfor-model-224 + CLIP-B/16, both public</w:t>
+            </w:r>
+          </w:p>
+        </w:tc>
+      </w:tr>
+      <w:tr>
+        <w:tc>
+          <w:tcPr>
+            <w:tcW w:type="dxa" w:w="1944"/>
+          </w:tcPr>
+          <w:p>
+            <w:r>
+              <w:rPr>
+                <w:sz w:val="18"/>
+              </w:rPr>
+              <w:t>Data</w:t>
+            </w:r>
+          </w:p>
+        </w:tc>
+        <w:tc>
+          <w:tcPr>
+            <w:tcW w:type="dxa" w:w="4392"/>
+          </w:tcPr>
+          <w:p>
+            <w:r>
+              <w:rPr>
+                <w:sz w:val="18"/>
+              </w:rPr>
+              <w:t>public/licensed only; no test-label training</w:t>
+            </w:r>
+          </w:p>
+        </w:tc>
+        <w:tc>
+          <w:tcPr>
+            <w:tcW w:type="dxa" w:w="3744"/>
+          </w:tcPr>
+          <w:p>
+            <w:r>
+              <w:rPr>
+                <w:sz w:val="18"/>
+              </w:rPr>
+              <w:t>SID_Set / DRAGON / CF-Small; assert_not_eval_only() guards it</w:t>
+            </w:r>
+          </w:p>
+        </w:tc>
+      </w:tr>
+      <w:tr>
+        <w:tc>
+          <w:tcPr>
+            <w:tcW w:type="dxa" w:w="1944"/>
+          </w:tcPr>
+          <w:p>
+            <w:r>
+              <w:rPr>
+                <w:sz w:val="18"/>
+              </w:rPr>
+              <w:t>Deliverables</w:t>
+            </w:r>
+          </w:p>
+        </w:tc>
+        <w:tc>
+          <w:tcPr>
+            <w:tcW w:type="dxa" w:w="4392"/>
+          </w:tcPr>
+          <w:p>
+            <w:r>
+              <w:rPr>
+                <w:sz w:val="18"/>
+              </w:rPr>
+              <w:t>repo + README + demo video + robustness table + error-analysis note</w:t>
+            </w:r>
+          </w:p>
+        </w:tc>
+        <w:tc>
+          <w:tcPr>
+            <w:tcW w:type="dxa" w:w="3744"/>
+          </w:tcPr>
+          <w:p>
+            <w:r>
+              <w:rPr>
+                <w:sz w:val="18"/>
+              </w:rPr>
+              <w:t>all present (ERROR_ANALYSIS.md, webapp/, this report)</w:t>
+            </w:r>
+          </w:p>
+        </w:tc>
+      </w:tr>
+      <w:tr>
+        <w:tc>
+          <w:tcPr>
+            <w:tcW w:type="dxa" w:w="1944"/>
+          </w:tcPr>
+          <w:p>
+            <w:r>
+              <w:rPr>
+                <w:sz w:val="18"/>
+              </w:rPr>
+              <w:t>Judging weights</w:t>
+            </w:r>
+          </w:p>
+        </w:tc>
+        <w:tc>
+          <w:tcPr>
+            <w:tcW w:type="dxa" w:w="4392"/>
+          </w:tcPr>
+          <w:p>
+            <w:r>
+              <w:rPr>
+                <w:sz w:val="18"/>
+              </w:rPr>
+              <w:t>Technical 35 · Innovation 20 · Impact 20 · Feasibility 15 · Presentation 10</w:t>
+            </w:r>
+          </w:p>
+        </w:tc>
+        <w:tc>
+          <w:tcPr>
+            <w:tcW w:type="dxa" w:w="3744"/>
+          </w:tcPr>
+          <w:p>
+            <w:r>
+              <w:rPr>
+                <w:sz w:val="18"/>
+              </w:rPr>
+              <w:t>—</w:t>
             </w:r>
           </w:p>
         </w:tc>
@@ -653,7 +1247,7 @@
       <w:tr>
         <w:tc>
           <w:tcPr>
-            <w:tcW w:type="dxa" w:w="2160"/>
+            <w:tcW w:type="dxa" w:w="2016"/>
           </w:tcPr>
           <w:p>
             <w:r>
@@ -667,7 +1261,7 @@
         </w:tc>
         <w:tc>
           <w:tcPr>
-            <w:tcW w:type="dxa" w:w="3168"/>
+            <w:tcW w:type="dxa" w:w="3312"/>
           </w:tcPr>
           <w:p>
             <w:r>
@@ -689,7 +1283,7 @@
                 <w:b/>
                 <w:sz w:val="18"/>
               </w:rPr>
-              <w:t>Iteration 5 ("hybrid + wavelet")</w:t>
+              <w:t>Iteration 7 ("hybrid + clip") — SUBMISSION</w:t>
             </w:r>
           </w:p>
         </w:tc>
@@ -697,7 +1291,7 @@
       <w:tr>
         <w:tc>
           <w:tcPr>
-            <w:tcW w:type="dxa" w:w="2160"/>
+            <w:tcW w:type="dxa" w:w="2016"/>
           </w:tcPr>
           <w:p>
             <w:r>
@@ -710,7 +1304,7 @@
         </w:tc>
         <w:tc>
           <w:tcPr>
-            <w:tcW w:type="dxa" w:w="3168"/>
+            <w:tcW w:type="dxa" w:w="3312"/>
           </w:tcPr>
           <w:p>
             <w:r>
@@ -730,7 +1324,7 @@
               <w:rPr>
                 <w:sz w:val="18"/>
               </w:rPr>
-              <w:t>21,666,049 params (warm-started from iter 4)</w:t>
+              <w:t>21,666,049 params, frozen (warm-started from iter 4)</w:t>
             </w:r>
           </w:p>
         </w:tc>
@@ -738,20 +1332,20 @@
       <w:tr>
         <w:tc>
           <w:tcPr>
-            <w:tcW w:type="dxa" w:w="2160"/>
-          </w:tcPr>
-          <w:p>
-            <w:r>
-              <w:rPr>
-                <w:sz w:val="18"/>
-              </w:rPr>
-              <w:t>Wavelet branch</w:t>
-            </w:r>
-          </w:p>
-        </w:tc>
-        <w:tc>
-          <w:tcPr>
-            <w:tcW w:type="dxa" w:w="3168"/>
+            <w:tcW w:type="dxa" w:w="2016"/>
+          </w:tcPr>
+          <w:p>
+            <w:r>
+              <w:rPr>
+                <w:sz w:val="18"/>
+              </w:rPr>
+              <w:t>CLIP branch</w:t>
+            </w:r>
+          </w:p>
+        </w:tc>
+        <w:tc>
+          <w:tcPr>
+            <w:tcW w:type="dxa" w:w="3312"/>
           </w:tcPr>
           <w:p>
             <w:r>
@@ -771,7 +1365,7 @@
               <w:rPr>
                 <w:sz w:val="18"/>
               </w:rPr>
-              <w:t>SAFE-style: DWT bior1.3, J=1, diagonal (HH) sub-band → 3-block conv stem → Linear(128→256) → zero-init residual added to the ViT logit</w:t>
+              <w:t>OpenAI CLIP ViT-B/16 vision tower (~86M), frozen. Input re-normalised ImageNet→CLIP stats. LayerNorm(768) → Linear(768→256) → 64 → 1, near-zero-init, added to the ViT logit.</w:t>
             </w:r>
           </w:p>
         </w:tc>
@@ -779,27 +1373,27 @@
       <w:tr>
         <w:tc>
           <w:tcPr>
-            <w:tcW w:type="dxa" w:w="2160"/>
-          </w:tcPr>
-          <w:p>
-            <w:r>
-              <w:rPr>
-                <w:sz w:val="18"/>
-              </w:rPr>
-              <w:t>Branch + fusion params</w:t>
-            </w:r>
-          </w:p>
-        </w:tc>
-        <w:tc>
-          <w:tcPr>
-            <w:tcW w:type="dxa" w:w="3168"/>
-          </w:tcPr>
-          <w:p>
-            <w:r>
-              <w:rPr>
-                <w:sz w:val="18"/>
-              </w:rPr>
-              <w:t>—</w:t>
+            <w:tcW w:type="dxa" w:w="2016"/>
+          </w:tcPr>
+          <w:p>
+            <w:r>
+              <w:rPr>
+                <w:sz w:val="18"/>
+              </w:rPr>
+              <w:t>Trainable params</w:t>
+            </w:r>
+          </w:p>
+        </w:tc>
+        <w:tc>
+          <w:tcPr>
+            <w:tcW w:type="dxa" w:w="3312"/>
+          </w:tcPr>
+          <w:p>
+            <w:r>
+              <w:rPr>
+                <w:sz w:val="18"/>
+              </w:rPr>
+              <w:t>21,666,049 (head + last block + norm)</w:t>
             </w:r>
           </w:p>
         </w:tc>
@@ -812,7 +1406,7 @@
               <w:rPr>
                 <w:sz w:val="18"/>
               </w:rPr>
-              <w:t>327,713 params</w:t>
+              <w:t>~200,000 (the CLIP fusion head only)</w:t>
             </w:r>
           </w:p>
         </w:tc>
@@ -820,20 +1414,20 @@
       <w:tr>
         <w:tc>
           <w:tcPr>
-            <w:tcW w:type="dxa" w:w="2160"/>
-          </w:tcPr>
-          <w:p>
-            <w:r>
-              <w:rPr>
-                <w:sz w:val="18"/>
-              </w:rPr>
-              <w:t>Total trainable</w:t>
-            </w:r>
-          </w:p>
-        </w:tc>
-        <w:tc>
-          <w:tcPr>
-            <w:tcW w:type="dxa" w:w="3168"/>
+            <w:tcW w:type="dxa" w:w="2016"/>
+          </w:tcPr>
+          <w:p>
+            <w:r>
+              <w:rPr>
+                <w:sz w:val="18"/>
+              </w:rPr>
+              <w:t>Total inference params</w:t>
+            </w:r>
+          </w:p>
+        </w:tc>
+        <w:tc>
+          <w:tcPr>
+            <w:tcW w:type="dxa" w:w="3312"/>
           </w:tcPr>
           <w:p>
             <w:r>
@@ -853,7 +1447,7 @@
               <w:rPr>
                 <w:sz w:val="18"/>
               </w:rPr>
-              <w:t>21,993,762</w:t>
+              <w:t>107,680,386</w:t>
             </w:r>
           </w:p>
         </w:tc>
@@ -861,27 +1455,27 @@
       <w:tr>
         <w:tc>
           <w:tcPr>
-            <w:tcW w:type="dxa" w:w="2160"/>
-          </w:tcPr>
-          <w:p>
-            <w:r>
-              <w:rPr>
-                <w:sz w:val="18"/>
-              </w:rPr>
-              <w:t>Rationale</w:t>
-            </w:r>
-          </w:p>
-        </w:tc>
-        <w:tc>
-          <w:tcPr>
-            <w:tcW w:type="dxa" w:w="3168"/>
-          </w:tcPr>
-          <w:p>
-            <w:r>
-              <w:rPr>
-                <w:sz w:val="18"/>
-              </w:rPr>
-              <w:t>Semantic features transfer across many generators</w:t>
+            <w:tcW w:type="dxa" w:w="2016"/>
+          </w:tcPr>
+          <w:p>
+            <w:r>
+              <w:rPr>
+                <w:sz w:val="18"/>
+              </w:rPr>
+              <w:t>How trained</w:t>
+            </w:r>
+          </w:p>
+        </w:tc>
+        <w:tc>
+          <w:tcPr>
+            <w:tcW w:type="dxa" w:w="3312"/>
+          </w:tcPr>
+          <w:p>
+            <w:r>
+              <w:rPr>
+                <w:sz w:val="18"/>
+              </w:rPr>
+              <w:t>BCE fine-tune, cosine LR</w:t>
             </w:r>
           </w:p>
         </w:tc>
@@ -894,7 +1488,48 @@
               <w:rPr>
                 <w:sz w:val="18"/>
               </w:rPr>
-              <w:t>High-frequency residual fingerprints survive where semantics do not — targets pixel-space diffusion (SAFE reports ADM 0.82 trained on GAN only)</w:t>
+              <w:t>Fusion head only, on precomputed ViT-logit + CLIP-embedding vectors (the CLIP forward is too slow to run live on the iGPU); AdamW, feature-jitter augmentation simulating the degradation-induced CLIP embedding shift.</w:t>
+            </w:r>
+          </w:p>
+        </w:tc>
+      </w:tr>
+      <w:tr>
+        <w:tc>
+          <w:tcPr>
+            <w:tcW w:type="dxa" w:w="2016"/>
+          </w:tcPr>
+          <w:p>
+            <w:r>
+              <w:rPr>
+                <w:sz w:val="18"/>
+              </w:rPr>
+              <w:t>Rejected branches</w:t>
+            </w:r>
+          </w:p>
+        </w:tc>
+        <w:tc>
+          <w:tcPr>
+            <w:tcW w:type="dxa" w:w="3312"/>
+          </w:tcPr>
+          <w:p>
+            <w:r>
+              <w:rPr>
+                <w:sz w:val="18"/>
+              </w:rPr>
+              <w:t>—</w:t>
+            </w:r>
+          </w:p>
+        </w:tc>
+        <w:tc>
+          <w:tcPr>
+            <w:tcW w:type="dxa" w:w="4752"/>
+          </w:tcPr>
+          <w:p>
+            <w:r>
+              <w:rPr>
+                <w:sz w:val="18"/>
+              </w:rPr>
+              <w:t>SAFE DWT wavelet (iter 5) and a hand-crafted NPR radial-spectrum branch — neither transferred to pixel-space diffusion; measured and dropped.</w:t>
             </w:r>
           </w:p>
         </w:tc>
@@ -908,7 +1543,7 @@
           <w:i/>
           <w:sz w:val="18"/>
         </w:rPr>
-        <w:t>Zero-init residual fusion: at initialisation the branch contributes exactly zero, so the hybrid model is numerically identical to the ViT and cannot regress; the branch only ever adds a learned correction.</w:t>
+        <w:t>Zero-init residual fusion: the head starts (near) zero so the hybrid model begins numerically identical to the proven ViT and can only add a learned correction — never regress. No per-branch auxiliary loss (that pressure makes a shallow branch memorise training-generator spectra and invert on unseen ones — measured on a parallel pipeline's frequency branch: 0.457 AUC, inverted).</w:t>
       </w:r>
     </w:p>
     <w:p>
@@ -1006,7 +1641,7 @@
               <w:rPr>
                 <w:sz w:val="18"/>
               </w:rPr>
-              <w:t>Train (iter 1–5)</w:t>
+              <w:t>Train (iter 1+)</w:t>
             </w:r>
           </w:p>
         </w:tc>
@@ -1047,7 +1682,7 @@
               <w:rPr>
                 <w:sz w:val="18"/>
               </w:rPr>
-              <w:t>Train (iter 3–5) + calibration</w:t>
+              <w:t>Train (iter 3+) + calibration</w:t>
             </w:r>
           </w:p>
         </w:tc>
@@ -1088,7 +1723,7 @@
               <w:rPr>
                 <w:sz w:val="18"/>
               </w:rPr>
-              <w:t>Train (iter 4–5)</w:t>
+              <w:t>Train (iter 4+)</w:t>
             </w:r>
           </w:p>
         </w:tc>
@@ -1379,7 +2014,7 @@
       <w:tr>
         <w:tc>
           <w:tcPr>
-            <w:tcW w:type="dxa" w:w="1944"/>
+            <w:tcW w:type="dxa" w:w="1872"/>
           </w:tcPr>
           <w:p>
             <w:r>
@@ -1393,7 +2028,7 @@
         </w:tc>
         <w:tc>
           <w:tcPr>
-            <w:tcW w:type="dxa" w:w="1440"/>
+            <w:tcW w:type="dxa" w:w="1368"/>
           </w:tcPr>
           <w:p>
             <w:r>
@@ -1407,7 +2042,7 @@
         </w:tc>
         <w:tc>
           <w:tcPr>
-            <w:tcW w:type="dxa" w:w="1440"/>
+            <w:tcW w:type="dxa" w:w="1368"/>
           </w:tcPr>
           <w:p>
             <w:r>
@@ -1421,7 +2056,7 @@
         </w:tc>
         <w:tc>
           <w:tcPr>
-            <w:tcW w:type="dxa" w:w="1944"/>
+            <w:tcW w:type="dxa" w:w="1800"/>
           </w:tcPr>
           <w:p>
             <w:r>
@@ -1435,7 +2070,7 @@
         </w:tc>
         <w:tc>
           <w:tcPr>
-            <w:tcW w:type="dxa" w:w="1944"/>
+            <w:tcW w:type="dxa" w:w="1872"/>
           </w:tcPr>
           <w:p>
             <w:r>
@@ -1449,7 +2084,7 @@
         </w:tc>
         <w:tc>
           <w:tcPr>
-            <w:tcW w:type="dxa" w:w="1944"/>
+            <w:tcW w:type="dxa" w:w="2520"/>
           </w:tcPr>
           <w:p>
             <w:r>
@@ -1457,7 +2092,7 @@
                 <w:b/>
                 <w:sz w:val="18"/>
               </w:rPr>
-              <w:t>iter 5</w:t>
+              <w:t>iter 7 (fusion head)</w:t>
             </w:r>
           </w:p>
         </w:tc>
@@ -1465,7 +2100,7 @@
       <w:tr>
         <w:tc>
           <w:tcPr>
-            <w:tcW w:type="dxa" w:w="1944"/>
+            <w:tcW w:type="dxa" w:w="1872"/>
           </w:tcPr>
           <w:p>
             <w:r>
@@ -1478,7 +2113,7 @@
         </w:tc>
         <w:tc>
           <w:tcPr>
-            <w:tcW w:type="dxa" w:w="1440"/>
+            <w:tcW w:type="dxa" w:w="1368"/>
           </w:tcPr>
           <w:p>
             <w:r>
@@ -1491,7 +2126,7 @@
         </w:tc>
         <w:tc>
           <w:tcPr>
-            <w:tcW w:type="dxa" w:w="1440"/>
+            <w:tcW w:type="dxa" w:w="1368"/>
           </w:tcPr>
           <w:p>
             <w:r>
@@ -1504,7 +2139,7 @@
         </w:tc>
         <w:tc>
           <w:tcPr>
-            <w:tcW w:type="dxa" w:w="1944"/>
+            <w:tcW w:type="dxa" w:w="1800"/>
           </w:tcPr>
           <w:p>
             <w:r>
@@ -1517,7 +2152,7 @@
         </w:tc>
         <w:tc>
           <w:tcPr>
-            <w:tcW w:type="dxa" w:w="1944"/>
+            <w:tcW w:type="dxa" w:w="1872"/>
           </w:tcPr>
           <w:p>
             <w:r>
@@ -1530,14 +2165,14 @@
         </w:tc>
         <w:tc>
           <w:tcPr>
-            <w:tcW w:type="dxa" w:w="1944"/>
-          </w:tcPr>
-          <w:p>
-            <w:r>
-              <w:rPr>
-                <w:sz w:val="18"/>
-              </w:rPr>
-              <w:t>hybrid (wavelet)</w:t>
+            <w:tcW w:type="dxa" w:w="2520"/>
+          </w:tcPr>
+          <w:p>
+            <w:r>
+              <w:rPr>
+                <w:sz w:val="18"/>
+              </w:rPr>
+              <w:t>hybrid (ViT + frozen CLIP-B)</w:t>
             </w:r>
           </w:p>
         </w:tc>
@@ -1545,7 +2180,7 @@
       <w:tr>
         <w:tc>
           <w:tcPr>
-            <w:tcW w:type="dxa" w:w="1944"/>
+            <w:tcW w:type="dxa" w:w="1872"/>
           </w:tcPr>
           <w:p>
             <w:r>
@@ -1558,7 +2193,7 @@
         </w:tc>
         <w:tc>
           <w:tcPr>
-            <w:tcW w:type="dxa" w:w="1440"/>
+            <w:tcW w:type="dxa" w:w="1368"/>
           </w:tcPr>
           <w:p>
             <w:r>
@@ -1571,7 +2206,7 @@
         </w:tc>
         <w:tc>
           <w:tcPr>
-            <w:tcW w:type="dxa" w:w="1440"/>
+            <w:tcW w:type="dxa" w:w="1368"/>
           </w:tcPr>
           <w:p>
             <w:r>
@@ -1584,7 +2219,7 @@
         </w:tc>
         <w:tc>
           <w:tcPr>
-            <w:tcW w:type="dxa" w:w="1944"/>
+            <w:tcW w:type="dxa" w:w="1800"/>
           </w:tcPr>
           <w:p>
             <w:r>
@@ -1597,7 +2232,7 @@
         </w:tc>
         <w:tc>
           <w:tcPr>
-            <w:tcW w:type="dxa" w:w="1944"/>
+            <w:tcW w:type="dxa" w:w="1872"/>
           </w:tcPr>
           <w:p>
             <w:r>
@@ -1610,14 +2245,14 @@
         </w:tc>
         <w:tc>
           <w:tcPr>
-            <w:tcW w:type="dxa" w:w="1944"/>
-          </w:tcPr>
-          <w:p>
-            <w:r>
-              <w:rPr>
-                <w:sz w:val="18"/>
-              </w:rPr>
-              <w:t>iter 4 best.pt</w:t>
+            <w:tcW w:type="dxa" w:w="2520"/>
+          </w:tcPr>
+          <w:p>
+            <w:r>
+              <w:rPr>
+                <w:sz w:val="18"/>
+              </w:rPr>
+              <w:t>iter 4 best.pt (frozen)</w:t>
             </w:r>
           </w:p>
         </w:tc>
@@ -1625,79 +2260,79 @@
       <w:tr>
         <w:tc>
           <w:tcPr>
-            <w:tcW w:type="dxa" w:w="1944"/>
-          </w:tcPr>
-          <w:p>
-            <w:r>
-              <w:rPr>
-                <w:sz w:val="18"/>
-              </w:rPr>
-              <w:t>Train images</w:t>
-            </w:r>
-          </w:p>
-        </w:tc>
-        <w:tc>
-          <w:tcPr>
-            <w:tcW w:type="dxa" w:w="1440"/>
-          </w:tcPr>
-          <w:p>
-            <w:r>
-              <w:rPr>
-                <w:sz w:val="18"/>
-              </w:rPr>
-              <w:t>13,504</w:t>
-            </w:r>
-          </w:p>
-        </w:tc>
-        <w:tc>
-          <w:tcPr>
-            <w:tcW w:type="dxa" w:w="1440"/>
-          </w:tcPr>
-          <w:p>
-            <w:r>
-              <w:rPr>
-                <w:sz w:val="18"/>
-              </w:rPr>
-              <w:t>~9,000</w:t>
-            </w:r>
-          </w:p>
-        </w:tc>
-        <w:tc>
-          <w:tcPr>
-            <w:tcW w:type="dxa" w:w="1944"/>
-          </w:tcPr>
-          <w:p>
-            <w:r>
-              <w:rPr>
-                <w:sz w:val="18"/>
-              </w:rPr>
-              <w:t>~17,000</w:t>
-            </w:r>
-          </w:p>
-        </w:tc>
-        <w:tc>
-          <w:tcPr>
-            <w:tcW w:type="dxa" w:w="1944"/>
-          </w:tcPr>
-          <w:p>
-            <w:r>
-              <w:rPr>
-                <w:sz w:val="18"/>
-              </w:rPr>
-              <w:t>61,465</w:t>
-            </w:r>
-          </w:p>
-        </w:tc>
-        <w:tc>
-          <w:tcPr>
-            <w:tcW w:type="dxa" w:w="1944"/>
-          </w:tcPr>
-          <w:p>
-            <w:r>
-              <w:rPr>
-                <w:sz w:val="18"/>
-              </w:rPr>
-              <w:t>61,465</w:t>
+            <w:tcW w:type="dxa" w:w="1872"/>
+          </w:tcPr>
+          <w:p>
+            <w:r>
+              <w:rPr>
+                <w:sz w:val="18"/>
+              </w:rPr>
+              <w:t>What trains</w:t>
+            </w:r>
+          </w:p>
+        </w:tc>
+        <w:tc>
+          <w:tcPr>
+            <w:tcW w:type="dxa" w:w="1368"/>
+          </w:tcPr>
+          <w:p>
+            <w:r>
+              <w:rPr>
+                <w:sz w:val="18"/>
+              </w:rPr>
+              <w:t>head + last block + norm</w:t>
+            </w:r>
+          </w:p>
+        </w:tc>
+        <w:tc>
+          <w:tcPr>
+            <w:tcW w:type="dxa" w:w="1368"/>
+          </w:tcPr>
+          <w:p>
+            <w:r>
+              <w:rPr>
+                <w:sz w:val="18"/>
+              </w:rPr>
+              <w:t>same</w:t>
+            </w:r>
+          </w:p>
+        </w:tc>
+        <w:tc>
+          <w:tcPr>
+            <w:tcW w:type="dxa" w:w="1800"/>
+          </w:tcPr>
+          <w:p>
+            <w:r>
+              <w:rPr>
+                <w:sz w:val="18"/>
+              </w:rPr>
+              <w:t>same</w:t>
+            </w:r>
+          </w:p>
+        </w:tc>
+        <w:tc>
+          <w:tcPr>
+            <w:tcW w:type="dxa" w:w="1872"/>
+          </w:tcPr>
+          <w:p>
+            <w:r>
+              <w:rPr>
+                <w:sz w:val="18"/>
+              </w:rPr>
+              <w:t>same</w:t>
+            </w:r>
+          </w:p>
+        </w:tc>
+        <w:tc>
+          <w:tcPr>
+            <w:tcW w:type="dxa" w:w="2520"/>
+          </w:tcPr>
+          <w:p>
+            <w:r>
+              <w:rPr>
+                <w:sz w:val="18"/>
+              </w:rPr>
+              <w:t>CLIP fusion head only (~200K params)</w:t>
             </w:r>
           </w:p>
         </w:tc>
@@ -1705,79 +2340,79 @@
       <w:tr>
         <w:tc>
           <w:tcPr>
-            <w:tcW w:type="dxa" w:w="1944"/>
-          </w:tcPr>
-          <w:p>
-            <w:r>
-              <w:rPr>
-                <w:sz w:val="18"/>
-              </w:rPr>
-              <w:t>Corpus</w:t>
-            </w:r>
-          </w:p>
-        </w:tc>
-        <w:tc>
-          <w:tcPr>
-            <w:tcW w:type="dxa" w:w="1440"/>
-          </w:tcPr>
-          <w:p>
-            <w:r>
-              <w:rPr>
-                <w:sz w:val="18"/>
-              </w:rPr>
-              <w:t>SID sh.0–15 (all fake)</w:t>
-            </w:r>
-          </w:p>
-        </w:tc>
-        <w:tc>
-          <w:tcPr>
-            <w:tcW w:type="dxa" w:w="1440"/>
-          </w:tcPr>
-          <w:p>
-            <w:r>
-              <w:rPr>
-                <w:sz w:val="18"/>
-              </w:rPr>
-              <w:t>SID fs-only</w:t>
-            </w:r>
-          </w:p>
-        </w:tc>
-        <w:tc>
-          <w:tcPr>
-            <w:tcW w:type="dxa" w:w="1944"/>
-          </w:tcPr>
-          <w:p>
-            <w:r>
-              <w:rPr>
-                <w:sz w:val="18"/>
-              </w:rPr>
-              <w:t>SID fs sh.0–29 + 17 DRAGON</w:t>
-            </w:r>
-          </w:p>
-        </w:tc>
-        <w:tc>
-          <w:tcPr>
-            <w:tcW w:type="dxa" w:w="1944"/>
-          </w:tcPr>
-          <w:p>
-            <w:r>
-              <w:rPr>
-                <w:sz w:val="18"/>
-              </w:rPr>
-              <w:t>iter 3 + CF-Small</w:t>
-            </w:r>
-          </w:p>
-        </w:tc>
-        <w:tc>
-          <w:tcPr>
-            <w:tcW w:type="dxa" w:w="1944"/>
-          </w:tcPr>
-          <w:p>
-            <w:r>
-              <w:rPr>
-                <w:sz w:val="18"/>
-              </w:rPr>
-              <w:t>same as iter 4</w:t>
+            <w:tcW w:type="dxa" w:w="1872"/>
+          </w:tcPr>
+          <w:p>
+            <w:r>
+              <w:rPr>
+                <w:sz w:val="18"/>
+              </w:rPr>
+              <w:t>Train images</w:t>
+            </w:r>
+          </w:p>
+        </w:tc>
+        <w:tc>
+          <w:tcPr>
+            <w:tcW w:type="dxa" w:w="1368"/>
+          </w:tcPr>
+          <w:p>
+            <w:r>
+              <w:rPr>
+                <w:sz w:val="18"/>
+              </w:rPr>
+              <w:t>13,504</w:t>
+            </w:r>
+          </w:p>
+        </w:tc>
+        <w:tc>
+          <w:tcPr>
+            <w:tcW w:type="dxa" w:w="1368"/>
+          </w:tcPr>
+          <w:p>
+            <w:r>
+              <w:rPr>
+                <w:sz w:val="18"/>
+              </w:rPr>
+              <w:t>~9,000</w:t>
+            </w:r>
+          </w:p>
+        </w:tc>
+        <w:tc>
+          <w:tcPr>
+            <w:tcW w:type="dxa" w:w="1800"/>
+          </w:tcPr>
+          <w:p>
+            <w:r>
+              <w:rPr>
+                <w:sz w:val="18"/>
+              </w:rPr>
+              <w:t>~17,000</w:t>
+            </w:r>
+          </w:p>
+        </w:tc>
+        <w:tc>
+          <w:tcPr>
+            <w:tcW w:type="dxa" w:w="1872"/>
+          </w:tcPr>
+          <w:p>
+            <w:r>
+              <w:rPr>
+                <w:sz w:val="18"/>
+              </w:rPr>
+              <w:t>61,465</w:t>
+            </w:r>
+          </w:p>
+        </w:tc>
+        <w:tc>
+          <w:tcPr>
+            <w:tcW w:type="dxa" w:w="2520"/>
+          </w:tcPr>
+          <w:p>
+            <w:r>
+              <w:rPr>
+                <w:sz w:val="18"/>
+              </w:rPr>
+              <w:t>30,000 (precomputed features)</w:t>
             </w:r>
           </w:p>
         </w:tc>
@@ -1785,79 +2420,79 @@
       <w:tr>
         <w:tc>
           <w:tcPr>
-            <w:tcW w:type="dxa" w:w="1944"/>
-          </w:tcPr>
-          <w:p>
-            <w:r>
-              <w:rPr>
-                <w:sz w:val="18"/>
-              </w:rPr>
-              <w:t>Source resolution</w:t>
-            </w:r>
-          </w:p>
-        </w:tc>
-        <w:tc>
-          <w:tcPr>
-            <w:tcW w:type="dxa" w:w="1440"/>
-          </w:tcPr>
-          <w:p>
-            <w:r>
-              <w:rPr>
-                <w:sz w:val="18"/>
-              </w:rPr>
-              <w:t>1024 px</w:t>
-            </w:r>
-          </w:p>
-        </w:tc>
-        <w:tc>
-          <w:tcPr>
-            <w:tcW w:type="dxa" w:w="1440"/>
-          </w:tcPr>
-          <w:p>
-            <w:r>
-              <w:rPr>
-                <w:sz w:val="18"/>
-              </w:rPr>
-              <w:t>448 px</w:t>
-            </w:r>
-          </w:p>
-        </w:tc>
-        <w:tc>
-          <w:tcPr>
-            <w:tcW w:type="dxa" w:w="1944"/>
-          </w:tcPr>
-          <w:p>
-            <w:r>
-              <w:rPr>
-                <w:sz w:val="18"/>
-              </w:rPr>
-              <w:t>448 px</w:t>
-            </w:r>
-          </w:p>
-        </w:tc>
-        <w:tc>
-          <w:tcPr>
-            <w:tcW w:type="dxa" w:w="1944"/>
-          </w:tcPr>
-          <w:p>
-            <w:r>
-              <w:rPr>
-                <w:sz w:val="18"/>
-              </w:rPr>
-              <w:t>448 px</w:t>
-            </w:r>
-          </w:p>
-        </w:tc>
-        <w:tc>
-          <w:tcPr>
-            <w:tcW w:type="dxa" w:w="1944"/>
-          </w:tcPr>
-          <w:p>
-            <w:r>
-              <w:rPr>
-                <w:sz w:val="18"/>
-              </w:rPr>
-              <w:t>448 px</w:t>
+            <w:tcW w:type="dxa" w:w="1872"/>
+          </w:tcPr>
+          <w:p>
+            <w:r>
+              <w:rPr>
+                <w:sz w:val="18"/>
+              </w:rPr>
+              <w:t>Corpus</w:t>
+            </w:r>
+          </w:p>
+        </w:tc>
+        <w:tc>
+          <w:tcPr>
+            <w:tcW w:type="dxa" w:w="1368"/>
+          </w:tcPr>
+          <w:p>
+            <w:r>
+              <w:rPr>
+                <w:sz w:val="18"/>
+              </w:rPr>
+              <w:t>SID sh.0–15 (all fake)</w:t>
+            </w:r>
+          </w:p>
+        </w:tc>
+        <w:tc>
+          <w:tcPr>
+            <w:tcW w:type="dxa" w:w="1368"/>
+          </w:tcPr>
+          <w:p>
+            <w:r>
+              <w:rPr>
+                <w:sz w:val="18"/>
+              </w:rPr>
+              <w:t>SID fs-only</w:t>
+            </w:r>
+          </w:p>
+        </w:tc>
+        <w:tc>
+          <w:tcPr>
+            <w:tcW w:type="dxa" w:w="1800"/>
+          </w:tcPr>
+          <w:p>
+            <w:r>
+              <w:rPr>
+                <w:sz w:val="18"/>
+              </w:rPr>
+              <w:t>SID fs sh.0–29 + 17 DRAGON</w:t>
+            </w:r>
+          </w:p>
+        </w:tc>
+        <w:tc>
+          <w:tcPr>
+            <w:tcW w:type="dxa" w:w="1872"/>
+          </w:tcPr>
+          <w:p>
+            <w:r>
+              <w:rPr>
+                <w:sz w:val="18"/>
+              </w:rPr>
+              <w:t>iter 3 + CF-Small</w:t>
+            </w:r>
+          </w:p>
+        </w:tc>
+        <w:tc>
+          <w:tcPr>
+            <w:tcW w:type="dxa" w:w="2520"/>
+          </w:tcPr>
+          <w:p>
+            <w:r>
+              <w:rPr>
+                <w:sz w:val="18"/>
+              </w:rPr>
+              <w:t>iter 4 corpus (cached ViT logit + CLIP embedding)</w:t>
             </w:r>
           </w:p>
         </w:tc>
@@ -1865,79 +2500,79 @@
       <w:tr>
         <w:tc>
           <w:tcPr>
-            <w:tcW w:type="dxa" w:w="1944"/>
-          </w:tcPr>
-          <w:p>
-            <w:r>
-              <w:rPr>
-                <w:sz w:val="18"/>
-              </w:rPr>
-              <w:t>Samples / epoch</w:t>
-            </w:r>
-          </w:p>
-        </w:tc>
-        <w:tc>
-          <w:tcPr>
-            <w:tcW w:type="dxa" w:w="1440"/>
-          </w:tcPr>
-          <w:p>
-            <w:r>
-              <w:rPr>
-                <w:sz w:val="18"/>
-              </w:rPr>
-              <w:t>all</w:t>
-            </w:r>
-          </w:p>
-        </w:tc>
-        <w:tc>
-          <w:tcPr>
-            <w:tcW w:type="dxa" w:w="1440"/>
-          </w:tcPr>
-          <w:p>
-            <w:r>
-              <w:rPr>
-                <w:sz w:val="18"/>
-              </w:rPr>
-              <w:t>all</w:t>
-            </w:r>
-          </w:p>
-        </w:tc>
-        <w:tc>
-          <w:tcPr>
-            <w:tcW w:type="dxa" w:w="1944"/>
-          </w:tcPr>
-          <w:p>
-            <w:r>
-              <w:rPr>
-                <w:sz w:val="18"/>
-              </w:rPr>
-              <w:t>all</w:t>
-            </w:r>
-          </w:p>
-        </w:tc>
-        <w:tc>
-          <w:tcPr>
-            <w:tcW w:type="dxa" w:w="1944"/>
-          </w:tcPr>
-          <w:p>
-            <w:r>
-              <w:rPr>
-                <w:sz w:val="18"/>
-              </w:rPr>
-              <w:t>24,000 (fresh balanced draw)</w:t>
-            </w:r>
-          </w:p>
-        </w:tc>
-        <w:tc>
-          <w:tcPr>
-            <w:tcW w:type="dxa" w:w="1944"/>
-          </w:tcPr>
-          <w:p>
-            <w:r>
-              <w:rPr>
-                <w:sz w:val="18"/>
-              </w:rPr>
-              <w:t>24,000</w:t>
+            <w:tcW w:type="dxa" w:w="1872"/>
+          </w:tcPr>
+          <w:p>
+            <w:r>
+              <w:rPr>
+                <w:sz w:val="18"/>
+              </w:rPr>
+              <w:t>Epochs</w:t>
+            </w:r>
+          </w:p>
+        </w:tc>
+        <w:tc>
+          <w:tcPr>
+            <w:tcW w:type="dxa" w:w="1368"/>
+          </w:tcPr>
+          <w:p>
+            <w:r>
+              <w:rPr>
+                <w:sz w:val="18"/>
+              </w:rPr>
+              <w:t>6</w:t>
+            </w:r>
+          </w:p>
+        </w:tc>
+        <w:tc>
+          <w:tcPr>
+            <w:tcW w:type="dxa" w:w="1368"/>
+          </w:tcPr>
+          <w:p>
+            <w:r>
+              <w:rPr>
+                <w:sz w:val="18"/>
+              </w:rPr>
+              <w:t>10</w:t>
+            </w:r>
+          </w:p>
+        </w:tc>
+        <w:tc>
+          <w:tcPr>
+            <w:tcW w:type="dxa" w:w="1800"/>
+          </w:tcPr>
+          <w:p>
+            <w:r>
+              <w:rPr>
+                <w:sz w:val="18"/>
+              </w:rPr>
+              <w:t>12</w:t>
+            </w:r>
+          </w:p>
+        </w:tc>
+        <w:tc>
+          <w:tcPr>
+            <w:tcW w:type="dxa" w:w="1872"/>
+          </w:tcPr>
+          <w:p>
+            <w:r>
+              <w:rPr>
+                <w:sz w:val="18"/>
+              </w:rPr>
+              <w:t>10</w:t>
+            </w:r>
+          </w:p>
+        </w:tc>
+        <w:tc>
+          <w:tcPr>
+            <w:tcW w:type="dxa" w:w="2520"/>
+          </w:tcPr>
+          <w:p>
+            <w:r>
+              <w:rPr>
+                <w:sz w:val="18"/>
+              </w:rPr>
+              <w:t>60 (head, on cached vectors — seconds)</w:t>
             </w:r>
           </w:p>
         </w:tc>
@@ -1945,79 +2580,79 @@
       <w:tr>
         <w:tc>
           <w:tcPr>
-            <w:tcW w:type="dxa" w:w="1944"/>
-          </w:tcPr>
-          <w:p>
-            <w:r>
-              <w:rPr>
-                <w:sz w:val="18"/>
-              </w:rPr>
-              <w:t>Epochs</w:t>
-            </w:r>
-          </w:p>
-        </w:tc>
-        <w:tc>
-          <w:tcPr>
-            <w:tcW w:type="dxa" w:w="1440"/>
-          </w:tcPr>
-          <w:p>
-            <w:r>
-              <w:rPr>
-                <w:sz w:val="18"/>
-              </w:rPr>
-              <w:t>6</w:t>
-            </w:r>
-          </w:p>
-        </w:tc>
-        <w:tc>
-          <w:tcPr>
-            <w:tcW w:type="dxa" w:w="1440"/>
-          </w:tcPr>
-          <w:p>
-            <w:r>
-              <w:rPr>
-                <w:sz w:val="18"/>
-              </w:rPr>
-              <w:t>10</w:t>
-            </w:r>
-          </w:p>
-        </w:tc>
-        <w:tc>
-          <w:tcPr>
-            <w:tcW w:type="dxa" w:w="1944"/>
-          </w:tcPr>
-          <w:p>
-            <w:r>
-              <w:rPr>
-                <w:sz w:val="18"/>
-              </w:rPr>
-              <w:t>12</w:t>
-            </w:r>
-          </w:p>
-        </w:tc>
-        <w:tc>
-          <w:tcPr>
-            <w:tcW w:type="dxa" w:w="1944"/>
-          </w:tcPr>
-          <w:p>
-            <w:r>
-              <w:rPr>
-                <w:sz w:val="18"/>
-              </w:rPr>
-              <w:t>10</w:t>
-            </w:r>
-          </w:p>
-        </w:tc>
-        <w:tc>
-          <w:tcPr>
-            <w:tcW w:type="dxa" w:w="1944"/>
-          </w:tcPr>
-          <w:p>
-            <w:r>
-              <w:rPr>
-                <w:sz w:val="18"/>
-              </w:rPr>
-              <w:t>10</w:t>
+            <w:tcW w:type="dxa" w:w="1872"/>
+          </w:tcPr>
+          <w:p>
+            <w:r>
+              <w:rPr>
+                <w:sz w:val="18"/>
+              </w:rPr>
+              <w:t>Batch size</w:t>
+            </w:r>
+          </w:p>
+        </w:tc>
+        <w:tc>
+          <w:tcPr>
+            <w:tcW w:type="dxa" w:w="1368"/>
+          </w:tcPr>
+          <w:p>
+            <w:r>
+              <w:rPr>
+                <w:sz w:val="18"/>
+              </w:rPr>
+              <w:t>16</w:t>
+            </w:r>
+          </w:p>
+        </w:tc>
+        <w:tc>
+          <w:tcPr>
+            <w:tcW w:type="dxa" w:w="1368"/>
+          </w:tcPr>
+          <w:p>
+            <w:r>
+              <w:rPr>
+                <w:sz w:val="18"/>
+              </w:rPr>
+              <w:t>16</w:t>
+            </w:r>
+          </w:p>
+        </w:tc>
+        <w:tc>
+          <w:tcPr>
+            <w:tcW w:type="dxa" w:w="1800"/>
+          </w:tcPr>
+          <w:p>
+            <w:r>
+              <w:rPr>
+                <w:sz w:val="18"/>
+              </w:rPr>
+              <w:t>16</w:t>
+            </w:r>
+          </w:p>
+        </w:tc>
+        <w:tc>
+          <w:tcPr>
+            <w:tcW w:type="dxa" w:w="1872"/>
+          </w:tcPr>
+          <w:p>
+            <w:r>
+              <w:rPr>
+                <w:sz w:val="18"/>
+              </w:rPr>
+              <w:t>16</w:t>
+            </w:r>
+          </w:p>
+        </w:tc>
+        <w:tc>
+          <w:tcPr>
+            <w:tcW w:type="dxa" w:w="2520"/>
+          </w:tcPr>
+          <w:p>
+            <w:r>
+              <w:rPr>
+                <w:sz w:val="18"/>
+              </w:rPr>
+              <w:t>4096 (feature vectors)</w:t>
             </w:r>
           </w:p>
         </w:tc>
@@ -2025,79 +2660,79 @@
       <w:tr>
         <w:tc>
           <w:tcPr>
-            <w:tcW w:type="dxa" w:w="1944"/>
-          </w:tcPr>
-          <w:p>
-            <w:r>
-              <w:rPr>
-                <w:sz w:val="18"/>
-              </w:rPr>
-              <w:t>Batch size</w:t>
-            </w:r>
-          </w:p>
-        </w:tc>
-        <w:tc>
-          <w:tcPr>
-            <w:tcW w:type="dxa" w:w="1440"/>
-          </w:tcPr>
-          <w:p>
-            <w:r>
-              <w:rPr>
-                <w:sz w:val="18"/>
-              </w:rPr>
-              <w:t>16</w:t>
-            </w:r>
-          </w:p>
-        </w:tc>
-        <w:tc>
-          <w:tcPr>
-            <w:tcW w:type="dxa" w:w="1440"/>
-          </w:tcPr>
-          <w:p>
-            <w:r>
-              <w:rPr>
-                <w:sz w:val="18"/>
-              </w:rPr>
-              <w:t>16</w:t>
-            </w:r>
-          </w:p>
-        </w:tc>
-        <w:tc>
-          <w:tcPr>
-            <w:tcW w:type="dxa" w:w="1944"/>
-          </w:tcPr>
-          <w:p>
-            <w:r>
-              <w:rPr>
-                <w:sz w:val="18"/>
-              </w:rPr>
-              <w:t>16</w:t>
-            </w:r>
-          </w:p>
-        </w:tc>
-        <w:tc>
-          <w:tcPr>
-            <w:tcW w:type="dxa" w:w="1944"/>
-          </w:tcPr>
-          <w:p>
-            <w:r>
-              <w:rPr>
-                <w:sz w:val="18"/>
-              </w:rPr>
-              <w:t>16</w:t>
-            </w:r>
-          </w:p>
-        </w:tc>
-        <w:tc>
-          <w:tcPr>
-            <w:tcW w:type="dxa" w:w="1944"/>
-          </w:tcPr>
-          <w:p>
-            <w:r>
-              <w:rPr>
-                <w:sz w:val="18"/>
-              </w:rPr>
-              <w:t>16</w:t>
+            <w:tcW w:type="dxa" w:w="1872"/>
+          </w:tcPr>
+          <w:p>
+            <w:r>
+              <w:rPr>
+                <w:sz w:val="18"/>
+              </w:rPr>
+              <w:t>Learning rate</w:t>
+            </w:r>
+          </w:p>
+        </w:tc>
+        <w:tc>
+          <w:tcPr>
+            <w:tcW w:type="dxa" w:w="1368"/>
+          </w:tcPr>
+          <w:p>
+            <w:r>
+              <w:rPr>
+                <w:sz w:val="18"/>
+              </w:rPr>
+              <w:t>1e-5</w:t>
+            </w:r>
+          </w:p>
+        </w:tc>
+        <w:tc>
+          <w:tcPr>
+            <w:tcW w:type="dxa" w:w="1368"/>
+          </w:tcPr>
+          <w:p>
+            <w:r>
+              <w:rPr>
+                <w:sz w:val="18"/>
+              </w:rPr>
+              <w:t>2e-5</w:t>
+            </w:r>
+          </w:p>
+        </w:tc>
+        <w:tc>
+          <w:tcPr>
+            <w:tcW w:type="dxa" w:w="1800"/>
+          </w:tcPr>
+          <w:p>
+            <w:r>
+              <w:rPr>
+                <w:sz w:val="18"/>
+              </w:rPr>
+              <w:t>2e-5</w:t>
+            </w:r>
+          </w:p>
+        </w:tc>
+        <w:tc>
+          <w:tcPr>
+            <w:tcW w:type="dxa" w:w="1872"/>
+          </w:tcPr>
+          <w:p>
+            <w:r>
+              <w:rPr>
+                <w:sz w:val="18"/>
+              </w:rPr>
+              <w:t>2e-5</w:t>
+            </w:r>
+          </w:p>
+        </w:tc>
+        <w:tc>
+          <w:tcPr>
+            <w:tcW w:type="dxa" w:w="2520"/>
+          </w:tcPr>
+          <w:p>
+            <w:r>
+              <w:rPr>
+                <w:sz w:val="18"/>
+              </w:rPr>
+              <w:t>5e-4 (AdamW)</w:t>
             </w:r>
           </w:p>
         </w:tc>
@@ -2105,79 +2740,79 @@
       <w:tr>
         <w:tc>
           <w:tcPr>
-            <w:tcW w:type="dxa" w:w="1944"/>
-          </w:tcPr>
-          <w:p>
-            <w:r>
-              <w:rPr>
-                <w:sz w:val="18"/>
-              </w:rPr>
-              <w:t>Learning rate</w:t>
-            </w:r>
-          </w:p>
-        </w:tc>
-        <w:tc>
-          <w:tcPr>
-            <w:tcW w:type="dxa" w:w="1440"/>
-          </w:tcPr>
-          <w:p>
-            <w:r>
-              <w:rPr>
-                <w:sz w:val="18"/>
-              </w:rPr>
-              <w:t>1e-5</w:t>
-            </w:r>
-          </w:p>
-        </w:tc>
-        <w:tc>
-          <w:tcPr>
-            <w:tcW w:type="dxa" w:w="1440"/>
-          </w:tcPr>
-          <w:p>
-            <w:r>
-              <w:rPr>
-                <w:sz w:val="18"/>
-              </w:rPr>
-              <w:t>2e-5</w:t>
-            </w:r>
-          </w:p>
-        </w:tc>
-        <w:tc>
-          <w:tcPr>
-            <w:tcW w:type="dxa" w:w="1944"/>
-          </w:tcPr>
-          <w:p>
-            <w:r>
-              <w:rPr>
-                <w:sz w:val="18"/>
-              </w:rPr>
-              <w:t>2e-5</w:t>
-            </w:r>
-          </w:p>
-        </w:tc>
-        <w:tc>
-          <w:tcPr>
-            <w:tcW w:type="dxa" w:w="1944"/>
-          </w:tcPr>
-          <w:p>
-            <w:r>
-              <w:rPr>
-                <w:sz w:val="18"/>
-              </w:rPr>
-              <w:t>2e-5</w:t>
-            </w:r>
-          </w:p>
-        </w:tc>
-        <w:tc>
-          <w:tcPr>
-            <w:tcW w:type="dxa" w:w="1944"/>
-          </w:tcPr>
-          <w:p>
-            <w:r>
-              <w:rPr>
-                <w:sz w:val="18"/>
-              </w:rPr>
-              <w:t>2e-5</w:t>
+            <w:tcW w:type="dxa" w:w="1872"/>
+          </w:tcPr>
+          <w:p>
+            <w:r>
+              <w:rPr>
+                <w:sz w:val="18"/>
+              </w:rPr>
+              <w:t>Loss</w:t>
+            </w:r>
+          </w:p>
+        </w:tc>
+        <w:tc>
+          <w:tcPr>
+            <w:tcW w:type="dxa" w:w="1368"/>
+          </w:tcPr>
+          <w:p>
+            <w:r>
+              <w:rPr>
+                <w:sz w:val="18"/>
+              </w:rPr>
+              <w:t>BCE</w:t>
+            </w:r>
+          </w:p>
+        </w:tc>
+        <w:tc>
+          <w:tcPr>
+            <w:tcW w:type="dxa" w:w="1368"/>
+          </w:tcPr>
+          <w:p>
+            <w:r>
+              <w:rPr>
+                <w:sz w:val="18"/>
+              </w:rPr>
+              <w:t>BCE</w:t>
+            </w:r>
+          </w:p>
+        </w:tc>
+        <w:tc>
+          <w:tcPr>
+            <w:tcW w:type="dxa" w:w="1800"/>
+          </w:tcPr>
+          <w:p>
+            <w:r>
+              <w:rPr>
+                <w:sz w:val="18"/>
+              </w:rPr>
+              <w:t>BCE</w:t>
+            </w:r>
+          </w:p>
+        </w:tc>
+        <w:tc>
+          <w:tcPr>
+            <w:tcW w:type="dxa" w:w="1872"/>
+          </w:tcPr>
+          <w:p>
+            <w:r>
+              <w:rPr>
+                <w:sz w:val="18"/>
+              </w:rPr>
+              <w:t>BCE</w:t>
+            </w:r>
+          </w:p>
+        </w:tc>
+        <w:tc>
+          <w:tcPr>
+            <w:tcW w:type="dxa" w:w="2520"/>
+          </w:tcPr>
+          <w:p>
+            <w:r>
+              <w:rPr>
+                <w:sz w:val="18"/>
+              </w:rPr>
+              <w:t>BCE + feature-jitter aug (σ ~1× feature std)</w:t>
             </w:r>
           </w:p>
         </w:tc>
@@ -2185,79 +2820,79 @@
       <w:tr>
         <w:tc>
           <w:tcPr>
-            <w:tcW w:type="dxa" w:w="1944"/>
-          </w:tcPr>
-          <w:p>
-            <w:r>
-              <w:rPr>
-                <w:sz w:val="18"/>
-              </w:rPr>
-              <w:t>LR schedule</w:t>
-            </w:r>
-          </w:p>
-        </w:tc>
-        <w:tc>
-          <w:tcPr>
-            <w:tcW w:type="dxa" w:w="1440"/>
-          </w:tcPr>
-          <w:p>
-            <w:r>
-              <w:rPr>
-                <w:sz w:val="18"/>
-              </w:rPr>
-              <w:t>constant</w:t>
-            </w:r>
-          </w:p>
-        </w:tc>
-        <w:tc>
-          <w:tcPr>
-            <w:tcW w:type="dxa" w:w="1440"/>
-          </w:tcPr>
-          <w:p>
-            <w:r>
-              <w:rPr>
-                <w:sz w:val="18"/>
-              </w:rPr>
-              <w:t>cosine</w:t>
-            </w:r>
-          </w:p>
-        </w:tc>
-        <w:tc>
-          <w:tcPr>
-            <w:tcW w:type="dxa" w:w="1944"/>
-          </w:tcPr>
-          <w:p>
-            <w:r>
-              <w:rPr>
-                <w:sz w:val="18"/>
-              </w:rPr>
-              <w:t>cosine + 10% warmup</w:t>
-            </w:r>
-          </w:p>
-        </w:tc>
-        <w:tc>
-          <w:tcPr>
-            <w:tcW w:type="dxa" w:w="1944"/>
-          </w:tcPr>
-          <w:p>
-            <w:r>
-              <w:rPr>
-                <w:sz w:val="18"/>
-              </w:rPr>
-              <w:t>cosine + 10% warmup</w:t>
-            </w:r>
-          </w:p>
-        </w:tc>
-        <w:tc>
-          <w:tcPr>
-            <w:tcW w:type="dxa" w:w="1944"/>
-          </w:tcPr>
-          <w:p>
-            <w:r>
-              <w:rPr>
-                <w:sz w:val="18"/>
-              </w:rPr>
-              <w:t>cosine + 10% warmup</w:t>
+            <w:tcW w:type="dxa" w:w="1872"/>
+          </w:tcPr>
+          <w:p>
+            <w:r>
+              <w:rPr>
+                <w:sz w:val="18"/>
+              </w:rPr>
+              <w:t>Select metric</w:t>
+            </w:r>
+          </w:p>
+        </w:tc>
+        <w:tc>
+          <w:tcPr>
+            <w:tcW w:type="dxa" w:w="1368"/>
+          </w:tcPr>
+          <w:p>
+            <w:r>
+              <w:rPr>
+                <w:sz w:val="18"/>
+              </w:rPr>
+              <w:t>val loss</w:t>
+            </w:r>
+          </w:p>
+        </w:tc>
+        <w:tc>
+          <w:tcPr>
+            <w:tcW w:type="dxa" w:w="1368"/>
+          </w:tcPr>
+          <w:p>
+            <w:r>
+              <w:rPr>
+                <w:sz w:val="18"/>
+              </w:rPr>
+              <w:t>ROC-AUC</w:t>
+            </w:r>
+          </w:p>
+        </w:tc>
+        <w:tc>
+          <w:tcPr>
+            <w:tcW w:type="dxa" w:w="1800"/>
+          </w:tcPr>
+          <w:p>
+            <w:r>
+              <w:rPr>
+                <w:sz w:val="18"/>
+              </w:rPr>
+              <w:t>ROC-AUC</w:t>
+            </w:r>
+          </w:p>
+        </w:tc>
+        <w:tc>
+          <w:tcPr>
+            <w:tcW w:type="dxa" w:w="1872"/>
+          </w:tcPr>
+          <w:p>
+            <w:r>
+              <w:rPr>
+                <w:sz w:val="18"/>
+              </w:rPr>
+              <w:t>ROC-AUC</w:t>
+            </w:r>
+          </w:p>
+        </w:tc>
+        <w:tc>
+          <w:tcPr>
+            <w:tcW w:type="dxa" w:w="2520"/>
+          </w:tcPr>
+          <w:p>
+            <w:r>
+              <w:rPr>
+                <w:sz w:val="18"/>
+              </w:rPr>
+              <w:t>ROC-AUC on withheld DRAGON genval</w:t>
             </w:r>
           </w:p>
         </w:tc>
@@ -2265,79 +2900,79 @@
       <w:tr>
         <w:tc>
           <w:tcPr>
-            <w:tcW w:type="dxa" w:w="1944"/>
-          </w:tcPr>
-          <w:p>
-            <w:r>
-              <w:rPr>
-                <w:sz w:val="18"/>
-              </w:rPr>
-              <w:t>Weight decay</w:t>
-            </w:r>
-          </w:p>
-        </w:tc>
-        <w:tc>
-          <w:tcPr>
-            <w:tcW w:type="dxa" w:w="1440"/>
-          </w:tcPr>
-          <w:p>
-            <w:r>
-              <w:rPr>
-                <w:sz w:val="18"/>
-              </w:rPr>
-              <w:t>0.01</w:t>
-            </w:r>
-          </w:p>
-        </w:tc>
-        <w:tc>
-          <w:tcPr>
-            <w:tcW w:type="dxa" w:w="1440"/>
-          </w:tcPr>
-          <w:p>
-            <w:r>
-              <w:rPr>
-                <w:sz w:val="18"/>
-              </w:rPr>
-              <w:t>0.01</w:t>
-            </w:r>
-          </w:p>
-        </w:tc>
-        <w:tc>
-          <w:tcPr>
-            <w:tcW w:type="dxa" w:w="1944"/>
-          </w:tcPr>
-          <w:p>
-            <w:r>
-              <w:rPr>
-                <w:sz w:val="18"/>
-              </w:rPr>
-              <w:t>0.01</w:t>
-            </w:r>
-          </w:p>
-        </w:tc>
-        <w:tc>
-          <w:tcPr>
-            <w:tcW w:type="dxa" w:w="1944"/>
-          </w:tcPr>
-          <w:p>
-            <w:r>
-              <w:rPr>
-                <w:sz w:val="18"/>
-              </w:rPr>
-              <w:t>0.01</w:t>
-            </w:r>
-          </w:p>
-        </w:tc>
-        <w:tc>
-          <w:tcPr>
-            <w:tcW w:type="dxa" w:w="1944"/>
-          </w:tcPr>
-          <w:p>
-            <w:r>
-              <w:rPr>
-                <w:sz w:val="18"/>
-              </w:rPr>
-              <w:t>0.01</w:t>
+            <w:tcW w:type="dxa" w:w="1872"/>
+          </w:tcPr>
+          <w:p>
+            <w:r>
+              <w:rPr>
+                <w:sz w:val="18"/>
+              </w:rPr>
+              <w:t>Image aug</w:t>
+            </w:r>
+          </w:p>
+        </w:tc>
+        <w:tc>
+          <w:tcPr>
+            <w:tcW w:type="dxa" w:w="1368"/>
+          </w:tcPr>
+          <w:p>
+            <w:r>
+              <w:rPr>
+                <w:sz w:val="18"/>
+              </w:rPr>
+              <w:t>0.7</w:t>
+            </w:r>
+          </w:p>
+        </w:tc>
+        <w:tc>
+          <w:tcPr>
+            <w:tcW w:type="dxa" w:w="1368"/>
+          </w:tcPr>
+          <w:p>
+            <w:r>
+              <w:rPr>
+                <w:sz w:val="18"/>
+              </w:rPr>
+              <w:t>0.7</w:t>
+            </w:r>
+          </w:p>
+        </w:tc>
+        <w:tc>
+          <w:tcPr>
+            <w:tcW w:type="dxa" w:w="1800"/>
+          </w:tcPr>
+          <w:p>
+            <w:r>
+              <w:rPr>
+                <w:sz w:val="18"/>
+              </w:rPr>
+              <w:t>0.8 + 1.5× noise</w:t>
+            </w:r>
+          </w:p>
+        </w:tc>
+        <w:tc>
+          <w:tcPr>
+            <w:tcW w:type="dxa" w:w="1872"/>
+          </w:tcPr>
+          <w:p>
+            <w:r>
+              <w:rPr>
+                <w:sz w:val="18"/>
+              </w:rPr>
+              <w:t>0.8 + 1.5× noise</w:t>
+            </w:r>
+          </w:p>
+        </w:tc>
+        <w:tc>
+          <w:tcPr>
+            <w:tcW w:type="dxa" w:w="2520"/>
+          </w:tcPr>
+          <w:p>
+            <w:r>
+              <w:rPr>
+                <w:sz w:val="18"/>
+              </w:rPr>
+              <w:t>baked into the iter-4 ViT (frozen)</w:t>
             </w:r>
           </w:p>
         </w:tc>
@@ -2345,647 +2980,7 @@
       <w:tr>
         <w:tc>
           <w:tcPr>
-            <w:tcW w:type="dxa" w:w="1944"/>
-          </w:tcPr>
-          <w:p>
-            <w:r>
-              <w:rPr>
-                <w:sz w:val="18"/>
-              </w:rPr>
-              <w:t>Class balancing</w:t>
-            </w:r>
-          </w:p>
-        </w:tc>
-        <w:tc>
-          <w:tcPr>
-            <w:tcW w:type="dxa" w:w="1440"/>
-          </w:tcPr>
-          <w:p>
-            <w:r>
-              <w:rPr>
-                <w:sz w:val="18"/>
-              </w:rPr>
-              <w:t>no</w:t>
-            </w:r>
-          </w:p>
-        </w:tc>
-        <w:tc>
-          <w:tcPr>
-            <w:tcW w:type="dxa" w:w="1440"/>
-          </w:tcPr>
-          <w:p>
-            <w:r>
-              <w:rPr>
-                <w:sz w:val="18"/>
-              </w:rPr>
-              <w:t>yes</w:t>
-            </w:r>
-          </w:p>
-        </w:tc>
-        <w:tc>
-          <w:tcPr>
-            <w:tcW w:type="dxa" w:w="1944"/>
-          </w:tcPr>
-          <w:p>
-            <w:r>
-              <w:rPr>
-                <w:sz w:val="18"/>
-              </w:rPr>
-              <w:t>yes</w:t>
-            </w:r>
-          </w:p>
-        </w:tc>
-        <w:tc>
-          <w:tcPr>
-            <w:tcW w:type="dxa" w:w="1944"/>
-          </w:tcPr>
-          <w:p>
-            <w:r>
-              <w:rPr>
-                <w:sz w:val="18"/>
-              </w:rPr>
-              <w:t>yes</w:t>
-            </w:r>
-          </w:p>
-        </w:tc>
-        <w:tc>
-          <w:tcPr>
-            <w:tcW w:type="dxa" w:w="1944"/>
-          </w:tcPr>
-          <w:p>
-            <w:r>
-              <w:rPr>
-                <w:sz w:val="18"/>
-              </w:rPr>
-              <w:t>yes</w:t>
-            </w:r>
-          </w:p>
-        </w:tc>
-      </w:tr>
-      <w:tr>
-        <w:tc>
-          <w:tcPr>
-            <w:tcW w:type="dxa" w:w="1944"/>
-          </w:tcPr>
-          <w:p>
-            <w:r>
-              <w:rPr>
-                <w:sz w:val="18"/>
-              </w:rPr>
-              <w:t>Loss</w:t>
-            </w:r>
-          </w:p>
-        </w:tc>
-        <w:tc>
-          <w:tcPr>
-            <w:tcW w:type="dxa" w:w="1440"/>
-          </w:tcPr>
-          <w:p>
-            <w:r>
-              <w:rPr>
-                <w:sz w:val="18"/>
-              </w:rPr>
-              <w:t>BCE</w:t>
-            </w:r>
-          </w:p>
-        </w:tc>
-        <w:tc>
-          <w:tcPr>
-            <w:tcW w:type="dxa" w:w="1440"/>
-          </w:tcPr>
-          <w:p>
-            <w:r>
-              <w:rPr>
-                <w:sz w:val="18"/>
-              </w:rPr>
-              <w:t>BCE</w:t>
-            </w:r>
-          </w:p>
-        </w:tc>
-        <w:tc>
-          <w:tcPr>
-            <w:tcW w:type="dxa" w:w="1944"/>
-          </w:tcPr>
-          <w:p>
-            <w:r>
-              <w:rPr>
-                <w:sz w:val="18"/>
-              </w:rPr>
-              <w:t>BCE</w:t>
-            </w:r>
-          </w:p>
-        </w:tc>
-        <w:tc>
-          <w:tcPr>
-            <w:tcW w:type="dxa" w:w="1944"/>
-          </w:tcPr>
-          <w:p>
-            <w:r>
-              <w:rPr>
-                <w:sz w:val="18"/>
-              </w:rPr>
-              <w:t>BCE</w:t>
-            </w:r>
-          </w:p>
-        </w:tc>
-        <w:tc>
-          <w:tcPr>
-            <w:tcW w:type="dxa" w:w="1944"/>
-          </w:tcPr>
-          <w:p>
-            <w:r>
-              <w:rPr>
-                <w:sz w:val="18"/>
-              </w:rPr>
-              <w:t>BCE</w:t>
-            </w:r>
-          </w:p>
-        </w:tc>
-      </w:tr>
-      <w:tr>
-        <w:tc>
-          <w:tcPr>
-            <w:tcW w:type="dxa" w:w="1944"/>
-          </w:tcPr>
-          <w:p>
-            <w:r>
-              <w:rPr>
-                <w:sz w:val="18"/>
-              </w:rPr>
-              <w:t>Select metric</w:t>
-            </w:r>
-          </w:p>
-        </w:tc>
-        <w:tc>
-          <w:tcPr>
-            <w:tcW w:type="dxa" w:w="1440"/>
-          </w:tcPr>
-          <w:p>
-            <w:r>
-              <w:rPr>
-                <w:sz w:val="18"/>
-              </w:rPr>
-              <w:t>val loss</w:t>
-            </w:r>
-          </w:p>
-        </w:tc>
-        <w:tc>
-          <w:tcPr>
-            <w:tcW w:type="dxa" w:w="1440"/>
-          </w:tcPr>
-          <w:p>
-            <w:r>
-              <w:rPr>
-                <w:sz w:val="18"/>
-              </w:rPr>
-              <w:t>ROC-AUC</w:t>
-            </w:r>
-          </w:p>
-        </w:tc>
-        <w:tc>
-          <w:tcPr>
-            <w:tcW w:type="dxa" w:w="1944"/>
-          </w:tcPr>
-          <w:p>
-            <w:r>
-              <w:rPr>
-                <w:sz w:val="18"/>
-              </w:rPr>
-              <w:t>ROC-AUC</w:t>
-            </w:r>
-          </w:p>
-        </w:tc>
-        <w:tc>
-          <w:tcPr>
-            <w:tcW w:type="dxa" w:w="1944"/>
-          </w:tcPr>
-          <w:p>
-            <w:r>
-              <w:rPr>
-                <w:sz w:val="18"/>
-              </w:rPr>
-              <w:t>ROC-AUC</w:t>
-            </w:r>
-          </w:p>
-        </w:tc>
-        <w:tc>
-          <w:tcPr>
-            <w:tcW w:type="dxa" w:w="1944"/>
-          </w:tcPr>
-          <w:p>
-            <w:r>
-              <w:rPr>
-                <w:sz w:val="18"/>
-              </w:rPr>
-              <w:t>ROC-AUC</w:t>
-            </w:r>
-          </w:p>
-        </w:tc>
-      </w:tr>
-      <w:tr>
-        <w:tc>
-          <w:tcPr>
-            <w:tcW w:type="dxa" w:w="1944"/>
-          </w:tcPr>
-          <w:p>
-            <w:r>
-              <w:rPr>
-                <w:sz w:val="18"/>
-              </w:rPr>
-              <w:t>Aug probability</w:t>
-            </w:r>
-          </w:p>
-        </w:tc>
-        <w:tc>
-          <w:tcPr>
-            <w:tcW w:type="dxa" w:w="1440"/>
-          </w:tcPr>
-          <w:p>
-            <w:r>
-              <w:rPr>
-                <w:sz w:val="18"/>
-              </w:rPr>
-              <w:t>0.7</w:t>
-            </w:r>
-          </w:p>
-        </w:tc>
-        <w:tc>
-          <w:tcPr>
-            <w:tcW w:type="dxa" w:w="1440"/>
-          </w:tcPr>
-          <w:p>
-            <w:r>
-              <w:rPr>
-                <w:sz w:val="18"/>
-              </w:rPr>
-              <w:t>0.7</w:t>
-            </w:r>
-          </w:p>
-        </w:tc>
-        <w:tc>
-          <w:tcPr>
-            <w:tcW w:type="dxa" w:w="1944"/>
-          </w:tcPr>
-          <w:p>
-            <w:r>
-              <w:rPr>
-                <w:sz w:val="18"/>
-              </w:rPr>
-              <w:t>0.8</w:t>
-            </w:r>
-          </w:p>
-        </w:tc>
-        <w:tc>
-          <w:tcPr>
-            <w:tcW w:type="dxa" w:w="1944"/>
-          </w:tcPr>
-          <w:p>
-            <w:r>
-              <w:rPr>
-                <w:sz w:val="18"/>
-              </w:rPr>
-              <w:t>0.8</w:t>
-            </w:r>
-          </w:p>
-        </w:tc>
-        <w:tc>
-          <w:tcPr>
-            <w:tcW w:type="dxa" w:w="1944"/>
-          </w:tcPr>
-          <w:p>
-            <w:r>
-              <w:rPr>
-                <w:sz w:val="18"/>
-              </w:rPr>
-              <w:t>0.8</w:t>
-            </w:r>
-          </w:p>
-        </w:tc>
-      </w:tr>
-      <w:tr>
-        <w:tc>
-          <w:tcPr>
-            <w:tcW w:type="dxa" w:w="1944"/>
-          </w:tcPr>
-          <w:p>
-            <w:r>
-              <w:rPr>
-                <w:sz w:val="18"/>
-              </w:rPr>
-              <w:t>Noise aug</w:t>
-            </w:r>
-          </w:p>
-        </w:tc>
-        <w:tc>
-          <w:tcPr>
-            <w:tcW w:type="dxa" w:w="1440"/>
-          </w:tcPr>
-          <w:p>
-            <w:r>
-              <w:rPr>
-                <w:sz w:val="18"/>
-              </w:rPr>
-              <w:t>standard</w:t>
-            </w:r>
-          </w:p>
-        </w:tc>
-        <w:tc>
-          <w:tcPr>
-            <w:tcW w:type="dxa" w:w="1440"/>
-          </w:tcPr>
-          <w:p>
-            <w:r>
-              <w:rPr>
-                <w:sz w:val="18"/>
-              </w:rPr>
-              <w:t>standard</w:t>
-            </w:r>
-          </w:p>
-        </w:tc>
-        <w:tc>
-          <w:tcPr>
-            <w:tcW w:type="dxa" w:w="1944"/>
-          </w:tcPr>
-          <w:p>
-            <w:r>
-              <w:rPr>
-                <w:sz w:val="18"/>
-              </w:rPr>
-              <w:t>1.5× rate, σ≤0.13</w:t>
-            </w:r>
-          </w:p>
-        </w:tc>
-        <w:tc>
-          <w:tcPr>
-            <w:tcW w:type="dxa" w:w="1944"/>
-          </w:tcPr>
-          <w:p>
-            <w:r>
-              <w:rPr>
-                <w:sz w:val="18"/>
-              </w:rPr>
-              <w:t>1.5× rate, σ≤0.13</w:t>
-            </w:r>
-          </w:p>
-        </w:tc>
-        <w:tc>
-          <w:tcPr>
-            <w:tcW w:type="dxa" w:w="1944"/>
-          </w:tcPr>
-          <w:p>
-            <w:r>
-              <w:rPr>
-                <w:sz w:val="18"/>
-              </w:rPr>
-              <w:t>1.5× rate, σ≤0.13</w:t>
-            </w:r>
-          </w:p>
-        </w:tc>
-      </w:tr>
-      <w:tr>
-        <w:tc>
-          <w:tcPr>
-            <w:tcW w:type="dxa" w:w="1944"/>
-          </w:tcPr>
-          <w:p>
-            <w:r>
-              <w:rPr>
-                <w:sz w:val="18"/>
-              </w:rPr>
-              <w:t>SAFE augment</w:t>
-            </w:r>
-          </w:p>
-        </w:tc>
-        <w:tc>
-          <w:tcPr>
-            <w:tcW w:type="dxa" w:w="1440"/>
-          </w:tcPr>
-          <w:p>
-            <w:r>
-              <w:rPr>
-                <w:sz w:val="18"/>
-              </w:rPr>
-              <w:t>no</w:t>
-            </w:r>
-          </w:p>
-        </w:tc>
-        <w:tc>
-          <w:tcPr>
-            <w:tcW w:type="dxa" w:w="1440"/>
-          </w:tcPr>
-          <w:p>
-            <w:r>
-              <w:rPr>
-                <w:sz w:val="18"/>
-              </w:rPr>
-              <w:t>no</w:t>
-            </w:r>
-          </w:p>
-        </w:tc>
-        <w:tc>
-          <w:tcPr>
-            <w:tcW w:type="dxa" w:w="1944"/>
-          </w:tcPr>
-          <w:p>
-            <w:r>
-              <w:rPr>
-                <w:sz w:val="18"/>
-              </w:rPr>
-              <w:t>no</w:t>
-            </w:r>
-          </w:p>
-        </w:tc>
-        <w:tc>
-          <w:tcPr>
-            <w:tcW w:type="dxa" w:w="1944"/>
-          </w:tcPr>
-          <w:p>
-            <w:r>
-              <w:rPr>
-                <w:sz w:val="18"/>
-              </w:rPr>
-              <w:t>no</w:t>
-            </w:r>
-          </w:p>
-        </w:tc>
-        <w:tc>
-          <w:tcPr>
-            <w:tcW w:type="dxa" w:w="1944"/>
-          </w:tcPr>
-          <w:p>
-            <w:r>
-              <w:rPr>
-                <w:sz w:val="18"/>
-              </w:rPr>
-              <w:t>RandomRotation(180) + RandomMask</w:t>
-            </w:r>
-          </w:p>
-        </w:tc>
-      </w:tr>
-      <w:tr>
-        <w:tc>
-          <w:tcPr>
-            <w:tcW w:type="dxa" w:w="1944"/>
-          </w:tcPr>
-          <w:p>
-            <w:r>
-              <w:rPr>
-                <w:sz w:val="18"/>
-              </w:rPr>
-              <w:t>Crop-from-native</w:t>
-            </w:r>
-          </w:p>
-        </w:tc>
-        <w:tc>
-          <w:tcPr>
-            <w:tcW w:type="dxa" w:w="1440"/>
-          </w:tcPr>
-          <w:p>
-            <w:r>
-              <w:rPr>
-                <w:sz w:val="18"/>
-              </w:rPr>
-              <w:t>no</w:t>
-            </w:r>
-          </w:p>
-        </w:tc>
-        <w:tc>
-          <w:tcPr>
-            <w:tcW w:type="dxa" w:w="1440"/>
-          </w:tcPr>
-          <w:p>
-            <w:r>
-              <w:rPr>
-                <w:sz w:val="18"/>
-              </w:rPr>
-              <w:t>no</w:t>
-            </w:r>
-          </w:p>
-        </w:tc>
-        <w:tc>
-          <w:tcPr>
-            <w:tcW w:type="dxa" w:w="1944"/>
-          </w:tcPr>
-          <w:p>
-            <w:r>
-              <w:rPr>
-                <w:sz w:val="18"/>
-              </w:rPr>
-              <w:t>no</w:t>
-            </w:r>
-          </w:p>
-        </w:tc>
-        <w:tc>
-          <w:tcPr>
-            <w:tcW w:type="dxa" w:w="1944"/>
-          </w:tcPr>
-          <w:p>
-            <w:r>
-              <w:rPr>
-                <w:sz w:val="18"/>
-              </w:rPr>
-              <w:t>no</w:t>
-            </w:r>
-          </w:p>
-        </w:tc>
-        <w:tc>
-          <w:tcPr>
-            <w:tcW w:type="dxa" w:w="1944"/>
-          </w:tcPr>
-          <w:p>
-            <w:r>
-              <w:rPr>
-                <w:sz w:val="18"/>
-              </w:rPr>
-              <w:t>yes (skip Resize, RandomCrop)</w:t>
-            </w:r>
-          </w:p>
-        </w:tc>
-      </w:tr>
-      <w:tr>
-        <w:tc>
-          <w:tcPr>
-            <w:tcW w:type="dxa" w:w="1944"/>
-          </w:tcPr>
-          <w:p>
-            <w:r>
-              <w:rPr>
-                <w:sz w:val="18"/>
-              </w:rPr>
-              <w:t>num_workers</w:t>
-            </w:r>
-          </w:p>
-        </w:tc>
-        <w:tc>
-          <w:tcPr>
-            <w:tcW w:type="dxa" w:w="1440"/>
-          </w:tcPr>
-          <w:p>
-            <w:r>
-              <w:rPr>
-                <w:sz w:val="18"/>
-              </w:rPr>
-              <w:t>0</w:t>
-            </w:r>
-          </w:p>
-        </w:tc>
-        <w:tc>
-          <w:tcPr>
-            <w:tcW w:type="dxa" w:w="1440"/>
-          </w:tcPr>
-          <w:p>
-            <w:r>
-              <w:rPr>
-                <w:sz w:val="18"/>
-              </w:rPr>
-              <w:t>6</w:t>
-            </w:r>
-          </w:p>
-        </w:tc>
-        <w:tc>
-          <w:tcPr>
-            <w:tcW w:type="dxa" w:w="1944"/>
-          </w:tcPr>
-          <w:p>
-            <w:r>
-              <w:rPr>
-                <w:sz w:val="18"/>
-              </w:rPr>
-              <w:t>6</w:t>
-            </w:r>
-          </w:p>
-        </w:tc>
-        <w:tc>
-          <w:tcPr>
-            <w:tcW w:type="dxa" w:w="1944"/>
-          </w:tcPr>
-          <w:p>
-            <w:r>
-              <w:rPr>
-                <w:sz w:val="18"/>
-              </w:rPr>
-              <w:t>8</w:t>
-            </w:r>
-          </w:p>
-        </w:tc>
-        <w:tc>
-          <w:tcPr>
-            <w:tcW w:type="dxa" w:w="1944"/>
-          </w:tcPr>
-          <w:p>
-            <w:r>
-              <w:rPr>
-                <w:sz w:val="18"/>
-              </w:rPr>
-              <w:t>8</w:t>
-            </w:r>
-          </w:p>
-        </w:tc>
-      </w:tr>
-      <w:tr>
-        <w:tc>
-          <w:tcPr>
-            <w:tcW w:type="dxa" w:w="1944"/>
+            <w:tcW w:type="dxa" w:w="1872"/>
           </w:tcPr>
           <w:p>
             <w:r>
@@ -2998,7 +2993,7 @@
         </w:tc>
         <w:tc>
           <w:tcPr>
-            <w:tcW w:type="dxa" w:w="1440"/>
+            <w:tcW w:type="dxa" w:w="1368"/>
           </w:tcPr>
           <w:p>
             <w:r>
@@ -3011,7 +3006,7 @@
         </w:tc>
         <w:tc>
           <w:tcPr>
-            <w:tcW w:type="dxa" w:w="1440"/>
+            <w:tcW w:type="dxa" w:w="1368"/>
           </w:tcPr>
           <w:p>
             <w:r>
@@ -3024,7 +3019,7 @@
         </w:tc>
         <w:tc>
           <w:tcPr>
-            <w:tcW w:type="dxa" w:w="1944"/>
+            <w:tcW w:type="dxa" w:w="1800"/>
           </w:tcPr>
           <w:p>
             <w:r>
@@ -3037,27 +3032,27 @@
         </w:tc>
         <w:tc>
           <w:tcPr>
-            <w:tcW w:type="dxa" w:w="1944"/>
-          </w:tcPr>
-          <w:p>
-            <w:r>
-              <w:rPr>
-                <w:sz w:val="18"/>
-              </w:rPr>
-              <w:t>withheld generators (minmax_fpfn)</w:t>
-            </w:r>
-          </w:p>
-        </w:tc>
-        <w:tc>
-          <w:tcPr>
-            <w:tcW w:type="dxa" w:w="1944"/>
-          </w:tcPr>
-          <w:p>
-            <w:r>
-              <w:rPr>
-                <w:sz w:val="18"/>
-              </w:rPr>
-              <w:t>withheld generators (minmax_fpfn)</w:t>
+            <w:tcW w:type="dxa" w:w="1872"/>
+          </w:tcPr>
+          <w:p>
+            <w:r>
+              <w:rPr>
+                <w:sz w:val="18"/>
+              </w:rPr>
+              <w:t>withheld generators (minmax_fpfn) → 0.385</w:t>
+            </w:r>
+          </w:p>
+        </w:tc>
+        <w:tc>
+          <w:tcPr>
+            <w:tcW w:type="dxa" w:w="2520"/>
+          </w:tcPr>
+          <w:p>
+            <w:r>
+              <w:rPr>
+                <w:sz w:val="18"/>
+              </w:rPr>
+              <w:t>withheld generators (minmax_fpfn) → 0.215</w:t>
             </w:r>
           </w:p>
         </w:tc>
@@ -6558,199 +6553,6 @@
                 <w:sz w:val="18"/>
               </w:rPr>
               <w:t>0.0095</w:t>
-            </w:r>
-          </w:p>
-        </w:tc>
-      </w:tr>
-    </w:tbl>
-    <w:p/>
-    <w:p>
-      <w:r>
-        <w:rPr>
-          <w:b/>
-          <w:i w:val="0"/>
-          <w:sz w:val="20"/>
-        </w:rPr>
-        <w:t>Iteration 5 (partial)</w:t>
-      </w:r>
-    </w:p>
-    <w:tbl>
-      <w:tblPr>
-        <w:tblStyle w:val="LightGrid-Accent1"/>
-        <w:tblW w:type="auto" w:w="0"/>
-        <w:jc w:val="center"/>
-        <w:tblLook w:firstColumn="1" w:firstRow="1" w:lastColumn="0" w:lastRow="0" w:noHBand="0" w:noVBand="1" w:val="04A0"/>
-      </w:tblPr>
-      <w:tblGrid>
-        <w:gridCol w:w="1440"/>
-        <w:gridCol w:w="1440"/>
-        <w:gridCol w:w="1440"/>
-        <w:gridCol w:w="1440"/>
-        <w:gridCol w:w="1440"/>
-        <w:gridCol w:w="1440"/>
-      </w:tblGrid>
-      <w:tr>
-        <w:tc>
-          <w:tcPr>
-            <w:tcW w:type="dxa" w:w="1152"/>
-          </w:tcPr>
-          <w:p>
-            <w:r>
-              <w:rPr>
-                <w:b/>
-                <w:sz w:val="18"/>
-              </w:rPr>
-              <w:t>Epoch</w:t>
-            </w:r>
-          </w:p>
-        </w:tc>
-        <w:tc>
-          <w:tcPr>
-            <w:tcW w:type="dxa" w:w="1584"/>
-          </w:tcPr>
-          <w:p>
-            <w:r>
-              <w:rPr>
-                <w:b/>
-                <w:sz w:val="18"/>
-              </w:rPr>
-              <w:t>Train loss</w:t>
-            </w:r>
-          </w:p>
-        </w:tc>
-        <w:tc>
-          <w:tcPr>
-            <w:tcW w:type="dxa" w:w="1584"/>
-          </w:tcPr>
-          <w:p>
-            <w:r>
-              <w:rPr>
-                <w:b/>
-                <w:sz w:val="18"/>
-              </w:rPr>
-              <w:t>Val loss</w:t>
-            </w:r>
-          </w:p>
-        </w:tc>
-        <w:tc>
-          <w:tcPr>
-            <w:tcW w:type="dxa" w:w="1872"/>
-          </w:tcPr>
-          <w:p>
-            <w:r>
-              <w:rPr>
-                <w:b/>
-                <w:sz w:val="18"/>
-              </w:rPr>
-              <w:t>Val ROC-AUC</w:t>
-            </w:r>
-          </w:p>
-        </w:tc>
-        <w:tc>
-          <w:tcPr>
-            <w:tcW w:type="dxa" w:w="1440"/>
-          </w:tcPr>
-          <w:p>
-            <w:r>
-              <w:rPr>
-                <w:b/>
-                <w:sz w:val="18"/>
-              </w:rPr>
-              <w:t>Bal. FPR</w:t>
-            </w:r>
-          </w:p>
-        </w:tc>
-        <w:tc>
-          <w:tcPr>
-            <w:tcW w:type="dxa" w:w="1440"/>
-          </w:tcPr>
-          <w:p>
-            <w:r>
-              <w:rPr>
-                <w:b/>
-                <w:sz w:val="18"/>
-              </w:rPr>
-              <w:t>Bal. FNR</w:t>
-            </w:r>
-          </w:p>
-        </w:tc>
-      </w:tr>
-      <w:tr>
-        <w:tc>
-          <w:tcPr>
-            <w:tcW w:type="dxa" w:w="1152"/>
-          </w:tcPr>
-          <w:p>
-            <w:r>
-              <w:rPr>
-                <w:sz w:val="18"/>
-              </w:rPr>
-              <w:t>1</w:t>
-            </w:r>
-          </w:p>
-        </w:tc>
-        <w:tc>
-          <w:tcPr>
-            <w:tcW w:type="dxa" w:w="1584"/>
-          </w:tcPr>
-          <w:p>
-            <w:r>
-              <w:rPr>
-                <w:sz w:val="18"/>
-              </w:rPr>
-              <w:t>0.4457</w:t>
-            </w:r>
-          </w:p>
-        </w:tc>
-        <w:tc>
-          <w:tcPr>
-            <w:tcW w:type="dxa" w:w="1584"/>
-          </w:tcPr>
-          <w:p>
-            <w:r>
-              <w:rPr>
-                <w:sz w:val="18"/>
-              </w:rPr>
-              <w:t>0.0361</w:t>
-            </w:r>
-          </w:p>
-        </w:tc>
-        <w:tc>
-          <w:tcPr>
-            <w:tcW w:type="dxa" w:w="1872"/>
-          </w:tcPr>
-          <w:p>
-            <w:r>
-              <w:rPr>
-                <w:sz w:val="18"/>
-              </w:rPr>
-              <w:t>0.99929</w:t>
-            </w:r>
-          </w:p>
-        </w:tc>
-        <w:tc>
-          <w:tcPr>
-            <w:tcW w:type="dxa" w:w="1440"/>
-          </w:tcPr>
-          <w:p>
-            <w:r>
-              <w:rPr>
-                <w:sz w:val="18"/>
-              </w:rPr>
-              <w:t>0.0127</w:t>
-            </w:r>
-          </w:p>
-        </w:tc>
-        <w:tc>
-          <w:tcPr>
-            <w:tcW w:type="dxa" w:w="1440"/>
-          </w:tcPr>
-          <w:p>
-            <w:r>
-              <w:rPr>
-                <w:sz w:val="18"/>
-              </w:rPr>
-              <w:t>0.0119</w:t>
             </w:r>
           </w:p>
         </w:tc>
@@ -8002,7 +7804,7 @@
               <w:rPr>
                 <w:sz w:val="18"/>
               </w:rPr>
-              <w:t>Internal held-out</w:t>
+              <w:t>sid_val_fs</w:t>
             </w:r>
           </w:p>
         </w:tc>
@@ -8028,7 +7830,7 @@
               <w:rPr>
                 <w:sz w:val="18"/>
               </w:rPr>
-              <w:t>0.9978</w:t>
+              <w:t>0.9974</w:t>
             </w:r>
           </w:p>
         </w:tc>
@@ -8041,7 +7843,7 @@
               <w:rPr>
                 <w:sz w:val="18"/>
               </w:rPr>
-              <w:t>0.9986</w:t>
+              <w:t>0.9985</w:t>
             </w:r>
           </w:p>
         </w:tc>
@@ -8054,7 +7856,7 @@
               <w:rPr>
                 <w:sz w:val="18"/>
               </w:rPr>
-              <w:t>0.9970</w:t>
+              <w:t>0.9963</w:t>
             </w:r>
           </w:p>
         </w:tc>
@@ -8067,7 +7869,7 @@
               <w:rPr>
                 <w:sz w:val="18"/>
               </w:rPr>
-              <w:t>0.0196</w:t>
+              <w:t>0.0210</w:t>
             </w:r>
           </w:p>
         </w:tc>
@@ -8080,7 +7882,7 @@
               <w:rPr>
                 <w:sz w:val="18"/>
               </w:rPr>
-              <w:t>0.0069</w:t>
+              <w:t>0.0086</w:t>
             </w:r>
           </w:p>
         </w:tc>
@@ -8108,7 +7910,7 @@
               <w:rPr>
                 <w:sz w:val="18"/>
               </w:rPr>
-              <w:t>sid_val_fs</w:t>
+              <w:t>DRAGON unseen (8 gen)</w:t>
             </w:r>
           </w:p>
         </w:tc>
@@ -8134,7 +7936,7 @@
               <w:rPr>
                 <w:sz w:val="18"/>
               </w:rPr>
-              <w:t>0.9974</w:t>
+              <w:t>0.9959</w:t>
             </w:r>
           </w:p>
         </w:tc>
@@ -8147,7 +7949,7 @@
               <w:rPr>
                 <w:sz w:val="18"/>
               </w:rPr>
-              <w:t>0.9985</w:t>
+              <w:t>0.9972</w:t>
             </w:r>
           </w:p>
         </w:tc>
@@ -8160,7 +7962,7 @@
               <w:rPr>
                 <w:sz w:val="18"/>
               </w:rPr>
-              <w:t>0.9963</w:t>
+              <w:t>0.9945</w:t>
             </w:r>
           </w:p>
         </w:tc>
@@ -8186,7 +7988,7 @@
               <w:rPr>
                 <w:sz w:val="18"/>
               </w:rPr>
-              <w:t>0.0086</w:t>
+              <w:t>0.0244</w:t>
             </w:r>
           </w:p>
         </w:tc>
@@ -8214,7 +8016,7 @@
               <w:rPr>
                 <w:sz w:val="18"/>
               </w:rPr>
-              <w:t>DRAGON unseen (8 gen)</w:t>
+              <w:t>Organiser composition</w:t>
             </w:r>
           </w:p>
         </w:tc>
@@ -8240,7 +8042,7 @@
               <w:rPr>
                 <w:sz w:val="18"/>
               </w:rPr>
-              <w:t>0.9959</w:t>
+              <w:t>0.9129</w:t>
             </w:r>
           </w:p>
         </w:tc>
@@ -8253,7 +8055,7 @@
               <w:rPr>
                 <w:sz w:val="18"/>
               </w:rPr>
-              <w:t>0.9972</w:t>
+              <w:t>0.9288</w:t>
             </w:r>
           </w:p>
         </w:tc>
@@ -8266,7 +8068,7 @@
               <w:rPr>
                 <w:sz w:val="18"/>
               </w:rPr>
-              <w:t>0.9945</w:t>
+              <w:t>0.8970</w:t>
             </w:r>
           </w:p>
         </w:tc>
@@ -8279,7 +8081,7 @@
               <w:rPr>
                 <w:sz w:val="18"/>
               </w:rPr>
-              <w:t>0.0210</w:t>
+              <w:t>0.0592</w:t>
             </w:r>
           </w:p>
         </w:tc>
@@ -8292,7 +8094,7 @@
               <w:rPr>
                 <w:sz w:val="18"/>
               </w:rPr>
-              <w:t>0.0244</w:t>
+              <w:t>0.2475</w:t>
             </w:r>
           </w:p>
         </w:tc>
@@ -8307,7 +8109,7 @@
               <w:rPr>
                 <w:sz w:val="18"/>
               </w:rPr>
-              <w:t>4</w:t>
+              <w:t>7</w:t>
             </w:r>
           </w:p>
         </w:tc>
@@ -8320,7 +8122,7 @@
               <w:rPr>
                 <w:sz w:val="18"/>
               </w:rPr>
-              <w:t>Organiser composition</w:t>
+              <w:t>DRAGON unseen (8 gen)</w:t>
             </w:r>
           </w:p>
         </w:tc>
@@ -8333,7 +8135,7 @@
               <w:rPr>
                 <w:sz w:val="18"/>
               </w:rPr>
-              <w:t>0.385</w:t>
+              <w:t>0.215</w:t>
             </w:r>
           </w:p>
         </w:tc>
@@ -8346,7 +8148,7 @@
               <w:rPr>
                 <w:sz w:val="18"/>
               </w:rPr>
-              <w:t>0.9126</w:t>
+              <w:t>~0.996</w:t>
             </w:r>
           </w:p>
         </w:tc>
@@ -8359,7 +8161,7 @@
               <w:rPr>
                 <w:sz w:val="18"/>
               </w:rPr>
-              <w:t>0.9286</w:t>
+              <w:t>0.9990</w:t>
             </w:r>
           </w:p>
         </w:tc>
@@ -8372,7 +8174,7 @@
               <w:rPr>
                 <w:sz w:val="18"/>
               </w:rPr>
-              <w:t>0.8965</w:t>
+              <w:t>~0.995</w:t>
             </w:r>
           </w:p>
         </w:tc>
@@ -8385,7 +8187,7 @@
               <w:rPr>
                 <w:sz w:val="18"/>
               </w:rPr>
-              <w:t>0.0592</w:t>
+              <w:t>0.0117</w:t>
             </w:r>
           </w:p>
         </w:tc>
@@ -8398,7 +8200,7 @@
               <w:rPr>
                 <w:sz w:val="18"/>
               </w:rPr>
-              <w:t>0.2475</w:t>
+              <w:t>0.0122</w:t>
             </w:r>
           </w:p>
         </w:tc>
@@ -8413,7 +8215,7 @@
               <w:rPr>
                 <w:sz w:val="18"/>
               </w:rPr>
-              <w:t>5</w:t>
+              <w:t>7</w:t>
             </w:r>
           </w:p>
         </w:tc>
@@ -8426,7 +8228,7 @@
               <w:rPr>
                 <w:sz w:val="18"/>
               </w:rPr>
-              <w:t>(evaluation pending)</w:t>
+              <w:t>Organiser composition</w:t>
             </w:r>
           </w:p>
         </w:tc>
@@ -8439,7 +8241,7 @@
               <w:rPr>
                 <w:sz w:val="18"/>
               </w:rPr>
-              <w:t>—</w:t>
+              <w:t>0.215</w:t>
             </w:r>
           </w:p>
         </w:tc>
@@ -8452,7 +8254,7 @@
               <w:rPr>
                 <w:sz w:val="18"/>
               </w:rPr>
-              <w:t>—</w:t>
+              <w:t>0.9326</w:t>
             </w:r>
           </w:p>
         </w:tc>
@@ -8465,7 +8267,7 @@
               <w:rPr>
                 <w:sz w:val="18"/>
               </w:rPr>
-              <w:t>—</w:t>
+              <w:t>0.9548</w:t>
             </w:r>
           </w:p>
         </w:tc>
@@ -8478,7 +8280,7 @@
               <w:rPr>
                 <w:sz w:val="18"/>
               </w:rPr>
-              <w:t>—</w:t>
+              <w:t>0.9105</w:t>
             </w:r>
           </w:p>
         </w:tc>
@@ -8491,7 +8293,7 @@
               <w:rPr>
                 <w:sz w:val="18"/>
               </w:rPr>
-              <w:t>—</w:t>
+              <w:t>0.041</w:t>
             </w:r>
           </w:p>
         </w:tc>
@@ -8504,13 +8306,23 @@
               <w:rPr>
                 <w:sz w:val="18"/>
               </w:rPr>
-              <w:t>—</w:t>
+              <w:t>0.233</w:t>
             </w:r>
           </w:p>
         </w:tc>
       </w:tr>
     </w:tbl>
     <w:p/>
+    <w:p>
+      <w:r>
+        <w:rPr>
+          <w:b w:val="0"/>
+          <w:i/>
+          <w:sz w:val="18"/>
+        </w:rPr>
+        <w:t>Iteration 7 = iteration 4 ViT + a frozen CLIP-B/16 semantic branch (fusion head trained on precomputed features with degradation-simulating feature-jitter). Organiser Final Score 0.9129 → 0.9326. Iterations 5 (SAFE DWT branch) and 6 (CLIP live in the loop / CLIP-L) were aborted — see §10.</w:t>
+      </w:r>
+    </w:p>
     <w:p>
       <w:pPr>
         <w:pStyle w:val="Heading2"/>
@@ -8526,7 +8338,7 @@
           <w:i/>
           <w:sz w:val="18"/>
         </w:rPr>
-        <w:t>All six families are pixel-space diffusion with zero representation in training.</w:t>
+        <w:t>All six families are pixel-space diffusion with zero representation in training. The CLIP branch (iter 7) concentrates on the hardest — ADM +0.07, DDPM/DDIM/Imagen +0.02–0.03.</w:t>
       </w:r>
     </w:p>
     <w:tbl>
@@ -8547,7 +8359,7 @@
       <w:tr>
         <w:tc>
           <w:tcPr>
-            <w:tcW w:type="dxa" w:w="1728"/>
+            <w:tcW w:type="dxa" w:w="1584"/>
           </w:tcPr>
           <w:p>
             <w:r>
@@ -8561,7 +8373,7 @@
         </w:tc>
         <w:tc>
           <w:tcPr>
-            <w:tcW w:type="dxa" w:w="1584"/>
+            <w:tcW w:type="dxa" w:w="1512"/>
           </w:tcPr>
           <w:p>
             <w:r>
@@ -8569,13 +8381,13 @@
                 <w:b/>
                 <w:sz w:val="18"/>
               </w:rPr>
-              <w:t>iter 2 clean</w:t>
-            </w:r>
-          </w:p>
-        </w:tc>
-        <w:tc>
-          <w:tcPr>
-            <w:tcW w:type="dxa" w:w="1584"/>
+              <w:t>iter 3 clean</w:t>
+            </w:r>
+          </w:p>
+        </w:tc>
+        <w:tc>
+          <w:tcPr>
+            <w:tcW w:type="dxa" w:w="1512"/>
           </w:tcPr>
           <w:p>
             <w:r>
@@ -8583,13 +8395,13 @@
                 <w:b/>
                 <w:sz w:val="18"/>
               </w:rPr>
-              <w:t>iter 3 clean</w:t>
-            </w:r>
-          </w:p>
-        </w:tc>
-        <w:tc>
-          <w:tcPr>
-            <w:tcW w:type="dxa" w:w="1584"/>
+              <w:t>iter 4 clean</w:t>
+            </w:r>
+          </w:p>
+        </w:tc>
+        <w:tc>
+          <w:tcPr>
+            <w:tcW w:type="dxa" w:w="1512"/>
           </w:tcPr>
           <w:p>
             <w:r>
@@ -8597,13 +8409,13 @@
                 <w:b/>
                 <w:sz w:val="18"/>
               </w:rPr>
-              <w:t>iter 4 clean</w:t>
-            </w:r>
-          </w:p>
-        </w:tc>
-        <w:tc>
-          <w:tcPr>
-            <w:tcW w:type="dxa" w:w="1584"/>
+              <w:t>iter 4 robust</w:t>
+            </w:r>
+          </w:p>
+        </w:tc>
+        <w:tc>
+          <w:tcPr>
+            <w:tcW w:type="dxa" w:w="1512"/>
           </w:tcPr>
           <w:p>
             <w:r>
@@ -8611,13 +8423,13 @@
                 <w:b/>
                 <w:sz w:val="18"/>
               </w:rPr>
-              <w:t>iter 4 robust</w:t>
-            </w:r>
-          </w:p>
-        </w:tc>
-        <w:tc>
-          <w:tcPr>
-            <w:tcW w:type="dxa" w:w="1440"/>
+              <w:t>iter 7 clean</w:t>
+            </w:r>
+          </w:p>
+        </w:tc>
+        <w:tc>
+          <w:tcPr>
+            <w:tcW w:type="dxa" w:w="1512"/>
           </w:tcPr>
           <w:p>
             <w:r>
@@ -8625,7 +8437,7 @@
                 <w:b/>
                 <w:sz w:val="18"/>
               </w:rPr>
-              <w:t>Δ (iter3→4)</w:t>
+              <w:t>iter 7 robust</w:t>
             </w:r>
           </w:p>
         </w:tc>
@@ -8633,7 +8445,7 @@
       <w:tr>
         <w:tc>
           <w:tcPr>
-            <w:tcW w:type="dxa" w:w="1728"/>
+            <w:tcW w:type="dxa" w:w="1584"/>
           </w:tcPr>
           <w:p>
             <w:r>
@@ -8646,20 +8458,7 @@
         </w:tc>
         <w:tc>
           <w:tcPr>
-            <w:tcW w:type="dxa" w:w="1584"/>
-          </w:tcPr>
-          <w:p>
-            <w:r>
-              <w:rPr>
-                <w:sz w:val="18"/>
-              </w:rPr>
-              <w:t>0.537</w:t>
-            </w:r>
-          </w:p>
-        </w:tc>
-        <w:tc>
-          <w:tcPr>
-            <w:tcW w:type="dxa" w:w="1584"/>
+            <w:tcW w:type="dxa" w:w="1512"/>
           </w:tcPr>
           <w:p>
             <w:r>
@@ -8672,20 +8471,20 @@
         </w:tc>
         <w:tc>
           <w:tcPr>
-            <w:tcW w:type="dxa" w:w="1584"/>
-          </w:tcPr>
-          <w:p>
-            <w:r>
-              <w:rPr>
-                <w:sz w:val="18"/>
-              </w:rPr>
-              <w:t>0.816</w:t>
-            </w:r>
-          </w:p>
-        </w:tc>
-        <w:tc>
-          <w:tcPr>
-            <w:tcW w:type="dxa" w:w="1584"/>
+            <w:tcW w:type="dxa" w:w="1512"/>
+          </w:tcPr>
+          <w:p>
+            <w:r>
+              <w:rPr>
+                <w:sz w:val="18"/>
+              </w:rPr>
+              <w:t>0.817</w:t>
+            </w:r>
+          </w:p>
+        </w:tc>
+        <w:tc>
+          <w:tcPr>
+            <w:tcW w:type="dxa" w:w="1512"/>
           </w:tcPr>
           <w:p>
             <w:r>
@@ -8698,14 +8497,27 @@
         </w:tc>
         <w:tc>
           <w:tcPr>
-            <w:tcW w:type="dxa" w:w="1440"/>
-          </w:tcPr>
-          <w:p>
-            <w:r>
-              <w:rPr>
-                <w:sz w:val="18"/>
-              </w:rPr>
-              <w:t>+0.171</w:t>
+            <w:tcW w:type="dxa" w:w="1512"/>
+          </w:tcPr>
+          <w:p>
+            <w:r>
+              <w:rPr>
+                <w:sz w:val="18"/>
+              </w:rPr>
+              <w:t>0.888</w:t>
+            </w:r>
+          </w:p>
+        </w:tc>
+        <w:tc>
+          <w:tcPr>
+            <w:tcW w:type="dxa" w:w="1512"/>
+          </w:tcPr>
+          <w:p>
+            <w:r>
+              <w:rPr>
+                <w:sz w:val="18"/>
+              </w:rPr>
+              <w:t>0.848</w:t>
             </w:r>
           </w:p>
         </w:tc>
@@ -8713,7 +8525,7 @@
       <w:tr>
         <w:tc>
           <w:tcPr>
-            <w:tcW w:type="dxa" w:w="1728"/>
+            <w:tcW w:type="dxa" w:w="1584"/>
           </w:tcPr>
           <w:p>
             <w:r>
@@ -8726,20 +8538,7 @@
         </w:tc>
         <w:tc>
           <w:tcPr>
-            <w:tcW w:type="dxa" w:w="1584"/>
-          </w:tcPr>
-          <w:p>
-            <w:r>
-              <w:rPr>
-                <w:sz w:val="18"/>
-              </w:rPr>
-              <w:t>0.632</w:t>
-            </w:r>
-          </w:p>
-        </w:tc>
-        <w:tc>
-          <w:tcPr>
-            <w:tcW w:type="dxa" w:w="1584"/>
+            <w:tcW w:type="dxa" w:w="1512"/>
           </w:tcPr>
           <w:p>
             <w:r>
@@ -8752,7 +8551,7 @@
         </w:tc>
         <w:tc>
           <w:tcPr>
-            <w:tcW w:type="dxa" w:w="1584"/>
+            <w:tcW w:type="dxa" w:w="1512"/>
           </w:tcPr>
           <w:p>
             <w:r>
@@ -8765,7 +8564,7 @@
         </w:tc>
         <w:tc>
           <w:tcPr>
-            <w:tcW w:type="dxa" w:w="1584"/>
+            <w:tcW w:type="dxa" w:w="1512"/>
           </w:tcPr>
           <w:p>
             <w:r>
@@ -8778,14 +8577,27 @@
         </w:tc>
         <w:tc>
           <w:tcPr>
-            <w:tcW w:type="dxa" w:w="1440"/>
-          </w:tcPr>
-          <w:p>
-            <w:r>
-              <w:rPr>
-                <w:sz w:val="18"/>
-              </w:rPr>
-              <w:t>+0.147</w:t>
+            <w:tcW w:type="dxa" w:w="1512"/>
+          </w:tcPr>
+          <w:p>
+            <w:r>
+              <w:rPr>
+                <w:sz w:val="18"/>
+              </w:rPr>
+              <w:t>0.930</w:t>
+            </w:r>
+          </w:p>
+        </w:tc>
+        <w:tc>
+          <w:tcPr>
+            <w:tcW w:type="dxa" w:w="1512"/>
+          </w:tcPr>
+          <w:p>
+            <w:r>
+              <w:rPr>
+                <w:sz w:val="18"/>
+              </w:rPr>
+              <w:t>0.862</w:t>
             </w:r>
           </w:p>
         </w:tc>
@@ -8793,7 +8605,7 @@
       <w:tr>
         <w:tc>
           <w:tcPr>
-            <w:tcW w:type="dxa" w:w="1728"/>
+            <w:tcW w:type="dxa" w:w="1584"/>
           </w:tcPr>
           <w:p>
             <w:r>
@@ -8806,20 +8618,7 @@
         </w:tc>
         <w:tc>
           <w:tcPr>
-            <w:tcW w:type="dxa" w:w="1584"/>
-          </w:tcPr>
-          <w:p>
-            <w:r>
-              <w:rPr>
-                <w:sz w:val="18"/>
-              </w:rPr>
-              <w:t>0.781</w:t>
-            </w:r>
-          </w:p>
-        </w:tc>
-        <w:tc>
-          <w:tcPr>
-            <w:tcW w:type="dxa" w:w="1584"/>
+            <w:tcW w:type="dxa" w:w="1512"/>
           </w:tcPr>
           <w:p>
             <w:r>
@@ -8832,7 +8631,7 @@
         </w:tc>
         <w:tc>
           <w:tcPr>
-            <w:tcW w:type="dxa" w:w="1584"/>
+            <w:tcW w:type="dxa" w:w="1512"/>
           </w:tcPr>
           <w:p>
             <w:r>
@@ -8845,7 +8644,7 @@
         </w:tc>
         <w:tc>
           <w:tcPr>
-            <w:tcW w:type="dxa" w:w="1584"/>
+            <w:tcW w:type="dxa" w:w="1512"/>
           </w:tcPr>
           <w:p>
             <w:r>
@@ -8858,14 +8657,27 @@
         </w:tc>
         <w:tc>
           <w:tcPr>
-            <w:tcW w:type="dxa" w:w="1440"/>
-          </w:tcPr>
-          <w:p>
-            <w:r>
-              <w:rPr>
-                <w:sz w:val="18"/>
-              </w:rPr>
-              <w:t>+0.058</w:t>
+            <w:tcW w:type="dxa" w:w="1512"/>
+          </w:tcPr>
+          <w:p>
+            <w:r>
+              <w:rPr>
+                <w:sz w:val="18"/>
+              </w:rPr>
+              <w:t>0.949</w:t>
+            </w:r>
+          </w:p>
+        </w:tc>
+        <w:tc>
+          <w:tcPr>
+            <w:tcW w:type="dxa" w:w="1512"/>
+          </w:tcPr>
+          <w:p>
+            <w:r>
+              <w:rPr>
+                <w:sz w:val="18"/>
+              </w:rPr>
+              <w:t>0.892</w:t>
             </w:r>
           </w:p>
         </w:tc>
@@ -8873,7 +8685,7 @@
       <w:tr>
         <w:tc>
           <w:tcPr>
-            <w:tcW w:type="dxa" w:w="1728"/>
+            <w:tcW w:type="dxa" w:w="1584"/>
           </w:tcPr>
           <w:p>
             <w:r>
@@ -8886,20 +8698,7 @@
         </w:tc>
         <w:tc>
           <w:tcPr>
-            <w:tcW w:type="dxa" w:w="1584"/>
-          </w:tcPr>
-          <w:p>
-            <w:r>
-              <w:rPr>
-                <w:sz w:val="18"/>
-              </w:rPr>
-              <w:t>0.663</w:t>
-            </w:r>
-          </w:p>
-        </w:tc>
-        <w:tc>
-          <w:tcPr>
-            <w:tcW w:type="dxa" w:w="1584"/>
+            <w:tcW w:type="dxa" w:w="1512"/>
           </w:tcPr>
           <w:p>
             <w:r>
@@ -8912,7 +8711,7 @@
         </w:tc>
         <w:tc>
           <w:tcPr>
-            <w:tcW w:type="dxa" w:w="1584"/>
+            <w:tcW w:type="dxa" w:w="1512"/>
           </w:tcPr>
           <w:p>
             <w:r>
@@ -8925,7 +8724,7 @@
         </w:tc>
         <w:tc>
           <w:tcPr>
-            <w:tcW w:type="dxa" w:w="1584"/>
+            <w:tcW w:type="dxa" w:w="1512"/>
           </w:tcPr>
           <w:p>
             <w:r>
@@ -8938,14 +8737,27 @@
         </w:tc>
         <w:tc>
           <w:tcPr>
-            <w:tcW w:type="dxa" w:w="1440"/>
-          </w:tcPr>
-          <w:p>
-            <w:r>
-              <w:rPr>
-                <w:sz w:val="18"/>
-              </w:rPr>
-              <w:t>+0.148</w:t>
+            <w:tcW w:type="dxa" w:w="1512"/>
+          </w:tcPr>
+          <w:p>
+            <w:r>
+              <w:rPr>
+                <w:sz w:val="18"/>
+              </w:rPr>
+              <w:t>0.972</w:t>
+            </w:r>
+          </w:p>
+        </w:tc>
+        <w:tc>
+          <w:tcPr>
+            <w:tcW w:type="dxa" w:w="1512"/>
+          </w:tcPr>
+          <w:p>
+            <w:r>
+              <w:rPr>
+                <w:sz w:val="18"/>
+              </w:rPr>
+              <w:t>0.932</w:t>
             </w:r>
           </w:p>
         </w:tc>
@@ -8953,7 +8765,7 @@
       <w:tr>
         <w:tc>
           <w:tcPr>
-            <w:tcW w:type="dxa" w:w="1728"/>
+            <w:tcW w:type="dxa" w:w="1584"/>
           </w:tcPr>
           <w:p>
             <w:r>
@@ -8966,20 +8778,7 @@
         </w:tc>
         <w:tc>
           <w:tcPr>
-            <w:tcW w:type="dxa" w:w="1584"/>
-          </w:tcPr>
-          <w:p>
-            <w:r>
-              <w:rPr>
-                <w:sz w:val="18"/>
-              </w:rPr>
-              <w:t>0.923</w:t>
-            </w:r>
-          </w:p>
-        </w:tc>
-        <w:tc>
-          <w:tcPr>
-            <w:tcW w:type="dxa" w:w="1584"/>
+            <w:tcW w:type="dxa" w:w="1512"/>
           </w:tcPr>
           <w:p>
             <w:r>
@@ -8992,7 +8791,7 @@
         </w:tc>
         <w:tc>
           <w:tcPr>
-            <w:tcW w:type="dxa" w:w="1584"/>
+            <w:tcW w:type="dxa" w:w="1512"/>
           </w:tcPr>
           <w:p>
             <w:r>
@@ -9005,7 +8804,7 @@
         </w:tc>
         <w:tc>
           <w:tcPr>
-            <w:tcW w:type="dxa" w:w="1584"/>
+            <w:tcW w:type="dxa" w:w="1512"/>
           </w:tcPr>
           <w:p>
             <w:r>
@@ -9018,14 +8817,27 @@
         </w:tc>
         <w:tc>
           <w:tcPr>
-            <w:tcW w:type="dxa" w:w="1440"/>
-          </w:tcPr>
-          <w:p>
-            <w:r>
-              <w:rPr>
-                <w:sz w:val="18"/>
-              </w:rPr>
-              <w:t>+0.047</w:t>
+            <w:tcW w:type="dxa" w:w="1512"/>
+          </w:tcPr>
+          <w:p>
+            <w:r>
+              <w:rPr>
+                <w:sz w:val="18"/>
+              </w:rPr>
+              <w:t>0.994</w:t>
+            </w:r>
+          </w:p>
+        </w:tc>
+        <w:tc>
+          <w:tcPr>
+            <w:tcW w:type="dxa" w:w="1512"/>
+          </w:tcPr>
+          <w:p>
+            <w:r>
+              <w:rPr>
+                <w:sz w:val="18"/>
+              </w:rPr>
+              <w:t>0.962</w:t>
             </w:r>
           </w:p>
         </w:tc>
@@ -9033,7 +8845,7 @@
       <w:tr>
         <w:tc>
           <w:tcPr>
-            <w:tcW w:type="dxa" w:w="1728"/>
+            <w:tcW w:type="dxa" w:w="1584"/>
           </w:tcPr>
           <w:p>
             <w:r>
@@ -9046,20 +8858,7 @@
         </w:tc>
         <w:tc>
           <w:tcPr>
-            <w:tcW w:type="dxa" w:w="1584"/>
-          </w:tcPr>
-          <w:p>
-            <w:r>
-              <w:rPr>
-                <w:sz w:val="18"/>
-              </w:rPr>
-              <w:t>0.916</w:t>
-            </w:r>
-          </w:p>
-        </w:tc>
-        <w:tc>
-          <w:tcPr>
-            <w:tcW w:type="dxa" w:w="1584"/>
+            <w:tcW w:type="dxa" w:w="1512"/>
           </w:tcPr>
           <w:p>
             <w:r>
@@ -9072,7 +8871,7 @@
         </w:tc>
         <w:tc>
           <w:tcPr>
-            <w:tcW w:type="dxa" w:w="1584"/>
+            <w:tcW w:type="dxa" w:w="1512"/>
           </w:tcPr>
           <w:p>
             <w:r>
@@ -9085,7 +8884,7 @@
         </w:tc>
         <w:tc>
           <w:tcPr>
-            <w:tcW w:type="dxa" w:w="1584"/>
+            <w:tcW w:type="dxa" w:w="1512"/>
           </w:tcPr>
           <w:p>
             <w:r>
@@ -9098,14 +8897,27 @@
         </w:tc>
         <w:tc>
           <w:tcPr>
-            <w:tcW w:type="dxa" w:w="1440"/>
-          </w:tcPr>
-          <w:p>
-            <w:r>
-              <w:rPr>
-                <w:sz w:val="18"/>
-              </w:rPr>
-              <w:t>+0.043</w:t>
+            <w:tcW w:type="dxa" w:w="1512"/>
+          </w:tcPr>
+          <w:p>
+            <w:r>
+              <w:rPr>
+                <w:sz w:val="18"/>
+              </w:rPr>
+              <w:t>0.997</w:t>
+            </w:r>
+          </w:p>
+        </w:tc>
+        <w:tc>
+          <w:tcPr>
+            <w:tcW w:type="dxa" w:w="1512"/>
+          </w:tcPr>
+          <w:p>
+            <w:r>
+              <w:rPr>
+                <w:sz w:val="18"/>
+              </w:rPr>
+              <w:t>0.967</w:t>
             </w:r>
           </w:p>
         </w:tc>
@@ -9117,7 +8929,17 @@
         <w:pStyle w:val="Heading2"/>
       </w:pPr>
       <w:r>
-        <w:t>7.3 Organiser composition — 15-condition robustness matrix (iteration 4)</w:t>
+        <w:t>7.3 Organiser composition — 15-condition robustness matrix (iteration 7)</w:t>
+      </w:r>
+    </w:p>
+    <w:p>
+      <w:r>
+        <w:rPr>
+          <w:b w:val="0"/>
+          <w:i/>
+          <w:sz w:val="18"/>
+        </w:rPr>
+        <w:t>FPR/FNR at the calibrated threshold 0.215. The FNR climbs under degradation because the threshold is fit on latent-diffusion generators, which score higher; the Final Score itself is threshold-free.</w:t>
       </w:r>
     </w:p>
     <w:tbl>
@@ -9150,7 +8972,7 @@
         </w:tc>
         <w:tc>
           <w:tcPr>
-            <w:tcW w:type="dxa" w:w="1440"/>
+            <w:tcW w:type="dxa" w:w="1584"/>
           </w:tcPr>
           <w:p>
             <w:r>
@@ -9164,7 +8986,7 @@
         </w:tc>
         <w:tc>
           <w:tcPr>
-            <w:tcW w:type="dxa" w:w="1440"/>
+            <w:tcW w:type="dxa" w:w="1584"/>
           </w:tcPr>
           <w:p>
             <w:r>
@@ -9172,13 +8994,13 @@
                 <w:b/>
                 <w:sz w:val="18"/>
               </w:rPr>
-              <w:t>FPR</w:t>
-            </w:r>
-          </w:p>
-        </w:tc>
-        <w:tc>
-          <w:tcPr>
-            <w:tcW w:type="dxa" w:w="1440"/>
+              <w:t>FPR @0.215</w:t>
+            </w:r>
+          </w:p>
+        </w:tc>
+        <w:tc>
+          <w:tcPr>
+            <w:tcW w:type="dxa" w:w="1584"/>
           </w:tcPr>
           <w:p>
             <w:r>
@@ -9186,7 +9008,7 @@
                 <w:b/>
                 <w:sz w:val="18"/>
               </w:rPr>
-              <w:t>FNR</w:t>
+              <w:t>FNR @0.215</w:t>
             </w:r>
           </w:p>
         </w:tc>
@@ -9207,40 +9029,40 @@
         </w:tc>
         <w:tc>
           <w:tcPr>
-            <w:tcW w:type="dxa" w:w="1440"/>
-          </w:tcPr>
-          <w:p>
-            <w:r>
-              <w:rPr>
-                <w:sz w:val="18"/>
-              </w:rPr>
-              <w:t>0.9286</w:t>
-            </w:r>
-          </w:p>
-        </w:tc>
-        <w:tc>
-          <w:tcPr>
-            <w:tcW w:type="dxa" w:w="1440"/>
-          </w:tcPr>
-          <w:p>
-            <w:r>
-              <w:rPr>
-                <w:sz w:val="18"/>
-              </w:rPr>
-              <w:t>0.0592</w:t>
-            </w:r>
-          </w:p>
-        </w:tc>
-        <w:tc>
-          <w:tcPr>
-            <w:tcW w:type="dxa" w:w="1440"/>
-          </w:tcPr>
-          <w:p>
-            <w:r>
-              <w:rPr>
-                <w:sz w:val="18"/>
-              </w:rPr>
-              <w:t>0.2475</w:t>
+            <w:tcW w:type="dxa" w:w="1584"/>
+          </w:tcPr>
+          <w:p>
+            <w:r>
+              <w:rPr>
+                <w:sz w:val="18"/>
+              </w:rPr>
+              <w:t>0.9548</w:t>
+            </w:r>
+          </w:p>
+        </w:tc>
+        <w:tc>
+          <w:tcPr>
+            <w:tcW w:type="dxa" w:w="1584"/>
+          </w:tcPr>
+          <w:p>
+            <w:r>
+              <w:rPr>
+                <w:sz w:val="18"/>
+              </w:rPr>
+              <w:t>0.041</w:t>
+            </w:r>
+          </w:p>
+        </w:tc>
+        <w:tc>
+          <w:tcPr>
+            <w:tcW w:type="dxa" w:w="1584"/>
+          </w:tcPr>
+          <w:p>
+            <w:r>
+              <w:rPr>
+                <w:sz w:val="18"/>
+              </w:rPr>
+              <w:t>0.233</w:t>
             </w:r>
           </w:p>
         </w:tc>
@@ -9261,40 +9083,40 @@
         </w:tc>
         <w:tc>
           <w:tcPr>
-            <w:tcW w:type="dxa" w:w="1440"/>
-          </w:tcPr>
-          <w:p>
-            <w:r>
-              <w:rPr>
-                <w:sz w:val="18"/>
-              </w:rPr>
-              <w:t>0.9254</w:t>
-            </w:r>
-          </w:p>
-        </w:tc>
-        <w:tc>
-          <w:tcPr>
-            <w:tcW w:type="dxa" w:w="1440"/>
-          </w:tcPr>
-          <w:p>
-            <w:r>
-              <w:rPr>
-                <w:sz w:val="18"/>
-              </w:rPr>
-              <w:t>0.0708</w:t>
-            </w:r>
-          </w:p>
-        </w:tc>
-        <w:tc>
-          <w:tcPr>
-            <w:tcW w:type="dxa" w:w="1440"/>
-          </w:tcPr>
-          <w:p>
-            <w:r>
-              <w:rPr>
-                <w:sz w:val="18"/>
-              </w:rPr>
-              <w:t>0.2442</w:t>
+            <w:tcW w:type="dxa" w:w="1584"/>
+          </w:tcPr>
+          <w:p>
+            <w:r>
+              <w:rPr>
+                <w:sz w:val="18"/>
+              </w:rPr>
+              <w:t>0.9425</w:t>
+            </w:r>
+          </w:p>
+        </w:tc>
+        <w:tc>
+          <w:tcPr>
+            <w:tcW w:type="dxa" w:w="1584"/>
+          </w:tcPr>
+          <w:p>
+            <w:r>
+              <w:rPr>
+                <w:sz w:val="18"/>
+              </w:rPr>
+              <w:t>0.043</w:t>
+            </w:r>
+          </w:p>
+        </w:tc>
+        <w:tc>
+          <w:tcPr>
+            <w:tcW w:type="dxa" w:w="1584"/>
+          </w:tcPr>
+          <w:p>
+            <w:r>
+              <w:rPr>
+                <w:sz w:val="18"/>
+              </w:rPr>
+              <w:t>0.268</w:t>
             </w:r>
           </w:p>
         </w:tc>
@@ -9315,40 +9137,40 @@
         </w:tc>
         <w:tc>
           <w:tcPr>
-            <w:tcW w:type="dxa" w:w="1440"/>
-          </w:tcPr>
-          <w:p>
-            <w:r>
-              <w:rPr>
-                <w:sz w:val="18"/>
-              </w:rPr>
-              <w:t>0.9095</w:t>
-            </w:r>
-          </w:p>
-        </w:tc>
-        <w:tc>
-          <w:tcPr>
-            <w:tcW w:type="dxa" w:w="1440"/>
-          </w:tcPr>
-          <w:p>
-            <w:r>
-              <w:rPr>
-                <w:sz w:val="18"/>
-              </w:rPr>
-              <w:t>0.1125</w:t>
-            </w:r>
-          </w:p>
-        </w:tc>
-        <w:tc>
-          <w:tcPr>
-            <w:tcW w:type="dxa" w:w="1440"/>
-          </w:tcPr>
-          <w:p>
-            <w:r>
-              <w:rPr>
-                <w:sz w:val="18"/>
-              </w:rPr>
-              <w:t>0.2400</w:t>
+            <w:tcW w:type="dxa" w:w="1584"/>
+          </w:tcPr>
+          <w:p>
+            <w:r>
+              <w:rPr>
+                <w:sz w:val="18"/>
+              </w:rPr>
+              <w:t>0.9249</w:t>
+            </w:r>
+          </w:p>
+        </w:tc>
+        <w:tc>
+          <w:tcPr>
+            <w:tcW w:type="dxa" w:w="1584"/>
+          </w:tcPr>
+          <w:p>
+            <w:r>
+              <w:rPr>
+                <w:sz w:val="18"/>
+              </w:rPr>
+              <w:t>0.047</w:t>
+            </w:r>
+          </w:p>
+        </w:tc>
+        <w:tc>
+          <w:tcPr>
+            <w:tcW w:type="dxa" w:w="1584"/>
+          </w:tcPr>
+          <w:p>
+            <w:r>
+              <w:rPr>
+                <w:sz w:val="18"/>
+              </w:rPr>
+              <w:t>0.343</w:t>
             </w:r>
           </w:p>
         </w:tc>
@@ -9369,40 +9191,40 @@
         </w:tc>
         <w:tc>
           <w:tcPr>
-            <w:tcW w:type="dxa" w:w="1440"/>
-          </w:tcPr>
-          <w:p>
-            <w:r>
-              <w:rPr>
-                <w:sz w:val="18"/>
-              </w:rPr>
-              <w:t>0.8668</w:t>
-            </w:r>
-          </w:p>
-        </w:tc>
-        <w:tc>
-          <w:tcPr>
-            <w:tcW w:type="dxa" w:w="1440"/>
-          </w:tcPr>
-          <w:p>
-            <w:r>
-              <w:rPr>
-                <w:sz w:val="18"/>
-              </w:rPr>
-              <w:t>0.1883</w:t>
-            </w:r>
-          </w:p>
-        </w:tc>
-        <w:tc>
-          <w:tcPr>
-            <w:tcW w:type="dxa" w:w="1440"/>
-          </w:tcPr>
-          <w:p>
-            <w:r>
-              <w:rPr>
-                <w:sz w:val="18"/>
-              </w:rPr>
-              <w:t>0.2367</w:t>
+            <w:tcW w:type="dxa" w:w="1584"/>
+          </w:tcPr>
+          <w:p>
+            <w:r>
+              <w:rPr>
+                <w:sz w:val="18"/>
+              </w:rPr>
+              <w:t>0.8866</w:t>
+            </w:r>
+          </w:p>
+        </w:tc>
+        <w:tc>
+          <w:tcPr>
+            <w:tcW w:type="dxa" w:w="1584"/>
+          </w:tcPr>
+          <w:p>
+            <w:r>
+              <w:rPr>
+                <w:sz w:val="18"/>
+              </w:rPr>
+              <w:t>0.062</w:t>
+            </w:r>
+          </w:p>
+        </w:tc>
+        <w:tc>
+          <w:tcPr>
+            <w:tcW w:type="dxa" w:w="1584"/>
+          </w:tcPr>
+          <w:p>
+            <w:r>
+              <w:rPr>
+                <w:sz w:val="18"/>
+              </w:rPr>
+              <w:t>0.415</w:t>
             </w:r>
           </w:p>
         </w:tc>
@@ -9423,40 +9245,40 @@
         </w:tc>
         <w:tc>
           <w:tcPr>
-            <w:tcW w:type="dxa" w:w="1440"/>
-          </w:tcPr>
-          <w:p>
-            <w:r>
-              <w:rPr>
-                <w:sz w:val="18"/>
-              </w:rPr>
-              <w:t>0.8439</w:t>
-            </w:r>
-          </w:p>
-        </w:tc>
-        <w:tc>
-          <w:tcPr>
-            <w:tcW w:type="dxa" w:w="1440"/>
-          </w:tcPr>
-          <w:p>
-            <w:r>
-              <w:rPr>
-                <w:sz w:val="18"/>
-              </w:rPr>
-              <w:t>0.1625</w:t>
-            </w:r>
-          </w:p>
-        </w:tc>
-        <w:tc>
-          <w:tcPr>
-            <w:tcW w:type="dxa" w:w="1440"/>
-          </w:tcPr>
-          <w:p>
-            <w:r>
-              <w:rPr>
-                <w:sz w:val="18"/>
-              </w:rPr>
-              <w:t>0.3167</w:t>
+            <w:tcW w:type="dxa" w:w="1584"/>
+          </w:tcPr>
+          <w:p>
+            <w:r>
+              <w:rPr>
+                <w:sz w:val="18"/>
+              </w:rPr>
+              <w:t>0.8510</w:t>
+            </w:r>
+          </w:p>
+        </w:tc>
+        <w:tc>
+          <w:tcPr>
+            <w:tcW w:type="dxa" w:w="1584"/>
+          </w:tcPr>
+          <w:p>
+            <w:r>
+              <w:rPr>
+                <w:sz w:val="18"/>
+              </w:rPr>
+              <w:t>0.071</w:t>
+            </w:r>
+          </w:p>
+        </w:tc>
+        <w:tc>
+          <w:tcPr>
+            <w:tcW w:type="dxa" w:w="1584"/>
+          </w:tcPr>
+          <w:p>
+            <w:r>
+              <w:rPr>
+                <w:sz w:val="18"/>
+              </w:rPr>
+              <w:t>0.484</w:t>
             </w:r>
           </w:p>
         </w:tc>
@@ -9477,40 +9299,40 @@
         </w:tc>
         <w:tc>
           <w:tcPr>
-            <w:tcW w:type="dxa" w:w="1440"/>
-          </w:tcPr>
-          <w:p>
-            <w:r>
-              <w:rPr>
-                <w:sz w:val="18"/>
-              </w:rPr>
-              <w:t>0.9371</w:t>
-            </w:r>
-          </w:p>
-        </w:tc>
-        <w:tc>
-          <w:tcPr>
-            <w:tcW w:type="dxa" w:w="1440"/>
-          </w:tcPr>
-          <w:p>
-            <w:r>
-              <w:rPr>
-                <w:sz w:val="18"/>
-              </w:rPr>
-              <w:t>0.0483</w:t>
-            </w:r>
-          </w:p>
-        </w:tc>
-        <w:tc>
-          <w:tcPr>
-            <w:tcW w:type="dxa" w:w="1440"/>
-          </w:tcPr>
-          <w:p>
-            <w:r>
-              <w:rPr>
-                <w:sz w:val="18"/>
-              </w:rPr>
-              <w:t>0.2642</w:t>
+            <w:tcW w:type="dxa" w:w="1584"/>
+          </w:tcPr>
+          <w:p>
+            <w:r>
+              <w:rPr>
+                <w:sz w:val="18"/>
+              </w:rPr>
+              <w:t>0.9591</w:t>
+            </w:r>
+          </w:p>
+        </w:tc>
+        <w:tc>
+          <w:tcPr>
+            <w:tcW w:type="dxa" w:w="1584"/>
+          </w:tcPr>
+          <w:p>
+            <w:r>
+              <w:rPr>
+                <w:sz w:val="18"/>
+              </w:rPr>
+              <w:t>0.033</w:t>
+            </w:r>
+          </w:p>
+        </w:tc>
+        <w:tc>
+          <w:tcPr>
+            <w:tcW w:type="dxa" w:w="1584"/>
+          </w:tcPr>
+          <w:p>
+            <w:r>
+              <w:rPr>
+                <w:sz w:val="18"/>
+              </w:rPr>
+              <w:t>0.253</w:t>
             </w:r>
           </w:p>
         </w:tc>
@@ -9531,40 +9353,40 @@
         </w:tc>
         <w:tc>
           <w:tcPr>
-            <w:tcW w:type="dxa" w:w="1440"/>
-          </w:tcPr>
-          <w:p>
-            <w:r>
-              <w:rPr>
-                <w:sz w:val="18"/>
-              </w:rPr>
-              <w:t>0.9358</w:t>
-            </w:r>
-          </w:p>
-        </w:tc>
-        <w:tc>
-          <w:tcPr>
-            <w:tcW w:type="dxa" w:w="1440"/>
-          </w:tcPr>
-          <w:p>
-            <w:r>
-              <w:rPr>
-                <w:sz w:val="18"/>
-              </w:rPr>
-              <w:t>0.0742</w:t>
-            </w:r>
-          </w:p>
-        </w:tc>
-        <w:tc>
-          <w:tcPr>
-            <w:tcW w:type="dxa" w:w="1440"/>
-          </w:tcPr>
-          <w:p>
-            <w:r>
-              <w:rPr>
-                <w:sz w:val="18"/>
-              </w:rPr>
-              <w:t>0.2317</w:t>
+            <w:tcW w:type="dxa" w:w="1584"/>
+          </w:tcPr>
+          <w:p>
+            <w:r>
+              <w:rPr>
+                <w:sz w:val="18"/>
+              </w:rPr>
+              <w:t>0.9434</w:t>
+            </w:r>
+          </w:p>
+        </w:tc>
+        <w:tc>
+          <w:tcPr>
+            <w:tcW w:type="dxa" w:w="1584"/>
+          </w:tcPr>
+          <w:p>
+            <w:r>
+              <w:rPr>
+                <w:sz w:val="18"/>
+              </w:rPr>
+              <w:t>0.073</w:t>
+            </w:r>
+          </w:p>
+        </w:tc>
+        <w:tc>
+          <w:tcPr>
+            <w:tcW w:type="dxa" w:w="1584"/>
+          </w:tcPr>
+          <w:p>
+            <w:r>
+              <w:rPr>
+                <w:sz w:val="18"/>
+              </w:rPr>
+              <w:t>0.205</w:t>
             </w:r>
           </w:p>
         </w:tc>
@@ -9585,40 +9407,40 @@
         </w:tc>
         <w:tc>
           <w:tcPr>
-            <w:tcW w:type="dxa" w:w="1440"/>
-          </w:tcPr>
-          <w:p>
-            <w:r>
-              <w:rPr>
-                <w:sz w:val="18"/>
-              </w:rPr>
-              <w:t>0.8597</w:t>
-            </w:r>
-          </w:p>
-        </w:tc>
-        <w:tc>
-          <w:tcPr>
-            <w:tcW w:type="dxa" w:w="1440"/>
-          </w:tcPr>
-          <w:p>
-            <w:r>
-              <w:rPr>
-                <w:sz w:val="18"/>
-              </w:rPr>
-              <w:t>0.3942</w:t>
-            </w:r>
-          </w:p>
-        </w:tc>
-        <w:tc>
-          <w:tcPr>
-            <w:tcW w:type="dxa" w:w="1440"/>
-          </w:tcPr>
-          <w:p>
-            <w:r>
-              <w:rPr>
-                <w:sz w:val="18"/>
-              </w:rPr>
-              <w:t>0.1017</w:t>
+            <w:tcW w:type="dxa" w:w="1584"/>
+          </w:tcPr>
+          <w:p>
+            <w:r>
+              <w:rPr>
+                <w:sz w:val="18"/>
+              </w:rPr>
+              <w:t>0.8687</w:t>
+            </w:r>
+          </w:p>
+        </w:tc>
+        <w:tc>
+          <w:tcPr>
+            <w:tcW w:type="dxa" w:w="1584"/>
+          </w:tcPr>
+          <w:p>
+            <w:r>
+              <w:rPr>
+                <w:sz w:val="18"/>
+              </w:rPr>
+              <w:t>0.442</w:t>
+            </w:r>
+          </w:p>
+        </w:tc>
+        <w:tc>
+          <w:tcPr>
+            <w:tcW w:type="dxa" w:w="1584"/>
+          </w:tcPr>
+          <w:p>
+            <w:r>
+              <w:rPr>
+                <w:sz w:val="18"/>
+              </w:rPr>
+              <w:t>0.077</w:t>
             </w:r>
           </w:p>
         </w:tc>
@@ -9639,40 +9461,40 @@
         </w:tc>
         <w:tc>
           <w:tcPr>
-            <w:tcW w:type="dxa" w:w="1440"/>
-          </w:tcPr>
-          <w:p>
-            <w:r>
-              <w:rPr>
-                <w:sz w:val="18"/>
-              </w:rPr>
-              <w:t>0.9405</w:t>
-            </w:r>
-          </w:p>
-        </w:tc>
-        <w:tc>
-          <w:tcPr>
-            <w:tcW w:type="dxa" w:w="1440"/>
-          </w:tcPr>
-          <w:p>
-            <w:r>
-              <w:rPr>
-                <w:sz w:val="18"/>
-              </w:rPr>
-              <w:t>0.0792</w:t>
-            </w:r>
-          </w:p>
-        </w:tc>
-        <w:tc>
-          <w:tcPr>
-            <w:tcW w:type="dxa" w:w="1440"/>
-          </w:tcPr>
-          <w:p>
-            <w:r>
-              <w:rPr>
-                <w:sz w:val="18"/>
-              </w:rPr>
-              <w:t>0.1858</w:t>
+            <w:tcW w:type="dxa" w:w="1584"/>
+          </w:tcPr>
+          <w:p>
+            <w:r>
+              <w:rPr>
+                <w:sz w:val="18"/>
+              </w:rPr>
+              <w:t>0.9503</w:t>
+            </w:r>
+          </w:p>
+        </w:tc>
+        <w:tc>
+          <w:tcPr>
+            <w:tcW w:type="dxa" w:w="1584"/>
+          </w:tcPr>
+          <w:p>
+            <w:r>
+              <w:rPr>
+                <w:sz w:val="18"/>
+              </w:rPr>
+              <w:t>0.098</w:t>
+            </w:r>
+          </w:p>
+        </w:tc>
+        <w:tc>
+          <w:tcPr>
+            <w:tcW w:type="dxa" w:w="1584"/>
+          </w:tcPr>
+          <w:p>
+            <w:r>
+              <w:rPr>
+                <w:sz w:val="18"/>
+              </w:rPr>
+              <w:t>0.144</w:t>
             </w:r>
           </w:p>
         </w:tc>
@@ -9693,40 +9515,40 @@
         </w:tc>
         <w:tc>
           <w:tcPr>
-            <w:tcW w:type="dxa" w:w="1440"/>
-          </w:tcPr>
-          <w:p>
-            <w:r>
-              <w:rPr>
-                <w:sz w:val="18"/>
-              </w:rPr>
-              <w:t>0.8773</w:t>
-            </w:r>
-          </w:p>
-        </w:tc>
-        <w:tc>
-          <w:tcPr>
-            <w:tcW w:type="dxa" w:w="1440"/>
-          </w:tcPr>
-          <w:p>
-            <w:r>
-              <w:rPr>
-                <w:sz w:val="18"/>
-              </w:rPr>
-              <w:t>0.3183</w:t>
-            </w:r>
-          </w:p>
-        </w:tc>
-        <w:tc>
-          <w:tcPr>
-            <w:tcW w:type="dxa" w:w="1440"/>
-          </w:tcPr>
-          <w:p>
-            <w:r>
-              <w:rPr>
-                <w:sz w:val="18"/>
-              </w:rPr>
-              <w:t>0.1275</w:t>
+            <w:tcW w:type="dxa" w:w="1584"/>
+          </w:tcPr>
+          <w:p>
+            <w:r>
+              <w:rPr>
+                <w:sz w:val="18"/>
+              </w:rPr>
+              <w:t>0.8855</w:t>
+            </w:r>
+          </w:p>
+        </w:tc>
+        <w:tc>
+          <w:tcPr>
+            <w:tcW w:type="dxa" w:w="1584"/>
+          </w:tcPr>
+          <w:p>
+            <w:r>
+              <w:rPr>
+                <w:sz w:val="18"/>
+              </w:rPr>
+              <w:t>0.364</w:t>
+            </w:r>
+          </w:p>
+        </w:tc>
+        <w:tc>
+          <w:tcPr>
+            <w:tcW w:type="dxa" w:w="1584"/>
+          </w:tcPr>
+          <w:p>
+            <w:r>
+              <w:rPr>
+                <w:sz w:val="18"/>
+              </w:rPr>
+              <w:t>0.102</w:t>
             </w:r>
           </w:p>
         </w:tc>
@@ -9747,40 +9569,40 @@
         </w:tc>
         <w:tc>
           <w:tcPr>
-            <w:tcW w:type="dxa" w:w="1440"/>
-          </w:tcPr>
-          <w:p>
-            <w:r>
-              <w:rPr>
-                <w:sz w:val="18"/>
-              </w:rPr>
-              <w:t>0.8977</w:t>
-            </w:r>
-          </w:p>
-        </w:tc>
-        <w:tc>
-          <w:tcPr>
-            <w:tcW w:type="dxa" w:w="1440"/>
-          </w:tcPr>
-          <w:p>
-            <w:r>
-              <w:rPr>
-                <w:sz w:val="18"/>
-              </w:rPr>
-              <w:t>0.0842</w:t>
-            </w:r>
-          </w:p>
-        </w:tc>
-        <w:tc>
-          <w:tcPr>
-            <w:tcW w:type="dxa" w:w="1440"/>
-          </w:tcPr>
-          <w:p>
-            <w:r>
-              <w:rPr>
-                <w:sz w:val="18"/>
-              </w:rPr>
-              <w:t>0.3150</w:t>
+            <w:tcW w:type="dxa" w:w="1584"/>
+          </w:tcPr>
+          <w:p>
+            <w:r>
+              <w:rPr>
+                <w:sz w:val="18"/>
+              </w:rPr>
+              <w:t>0.9072</w:t>
+            </w:r>
+          </w:p>
+        </w:tc>
+        <w:tc>
+          <w:tcPr>
+            <w:tcW w:type="dxa" w:w="1584"/>
+          </w:tcPr>
+          <w:p>
+            <w:r>
+              <w:rPr>
+                <w:sz w:val="18"/>
+              </w:rPr>
+              <w:t>0.065</w:t>
+            </w:r>
+          </w:p>
+        </w:tc>
+        <w:tc>
+          <w:tcPr>
+            <w:tcW w:type="dxa" w:w="1584"/>
+          </w:tcPr>
+          <w:p>
+            <w:r>
+              <w:rPr>
+                <w:sz w:val="18"/>
+              </w:rPr>
+              <w:t>0.350</w:t>
             </w:r>
           </w:p>
         </w:tc>
@@ -9801,40 +9623,40 @@
         </w:tc>
         <w:tc>
           <w:tcPr>
-            <w:tcW w:type="dxa" w:w="1440"/>
-          </w:tcPr>
-          <w:p>
-            <w:r>
-              <w:rPr>
-                <w:sz w:val="18"/>
-              </w:rPr>
-              <w:t>0.8783</w:t>
-            </w:r>
-          </w:p>
-        </w:tc>
-        <w:tc>
-          <w:tcPr>
-            <w:tcW w:type="dxa" w:w="1440"/>
-          </w:tcPr>
-          <w:p>
-            <w:r>
-              <w:rPr>
-                <w:sz w:val="18"/>
-              </w:rPr>
-              <w:t>0.0483</w:t>
-            </w:r>
-          </w:p>
-        </w:tc>
-        <w:tc>
-          <w:tcPr>
-            <w:tcW w:type="dxa" w:w="1440"/>
-          </w:tcPr>
-          <w:p>
-            <w:r>
-              <w:rPr>
-                <w:sz w:val="18"/>
-              </w:rPr>
-              <w:t>0.4733</w:t>
+            <w:tcW w:type="dxa" w:w="1584"/>
+          </w:tcPr>
+          <w:p>
+            <w:r>
+              <w:rPr>
+                <w:sz w:val="18"/>
+              </w:rPr>
+              <w:t>0.8885</w:t>
+            </w:r>
+          </w:p>
+        </w:tc>
+        <w:tc>
+          <w:tcPr>
+            <w:tcW w:type="dxa" w:w="1584"/>
+          </w:tcPr>
+          <w:p>
+            <w:r>
+              <w:rPr>
+                <w:sz w:val="18"/>
+              </w:rPr>
+              <w:t>0.028</w:t>
+            </w:r>
+          </w:p>
+        </w:tc>
+        <w:tc>
+          <w:tcPr>
+            <w:tcW w:type="dxa" w:w="1584"/>
+          </w:tcPr>
+          <w:p>
+            <w:r>
+              <w:rPr>
+                <w:sz w:val="18"/>
+              </w:rPr>
+              <w:t>0.565</w:t>
             </w:r>
           </w:p>
         </w:tc>
@@ -9855,40 +9677,40 @@
         </w:tc>
         <w:tc>
           <w:tcPr>
-            <w:tcW w:type="dxa" w:w="1440"/>
-          </w:tcPr>
-          <w:p>
-            <w:r>
-              <w:rPr>
-                <w:sz w:val="18"/>
-              </w:rPr>
-              <w:t>0.8492</w:t>
-            </w:r>
-          </w:p>
-        </w:tc>
-        <w:tc>
-          <w:tcPr>
-            <w:tcW w:type="dxa" w:w="1440"/>
-          </w:tcPr>
-          <w:p>
-            <w:r>
-              <w:rPr>
-                <w:sz w:val="18"/>
-              </w:rPr>
-              <w:t>0.0375</w:t>
-            </w:r>
-          </w:p>
-        </w:tc>
-        <w:tc>
-          <w:tcPr>
-            <w:tcW w:type="dxa" w:w="1440"/>
-          </w:tcPr>
-          <w:p>
-            <w:r>
-              <w:rPr>
-                <w:sz w:val="18"/>
-              </w:rPr>
-              <w:t>0.6067</w:t>
+            <w:tcW w:type="dxa" w:w="1584"/>
+          </w:tcPr>
+          <w:p>
+            <w:r>
+              <w:rPr>
+                <w:sz w:val="18"/>
+              </w:rPr>
+              <w:t>0.8568</w:t>
+            </w:r>
+          </w:p>
+        </w:tc>
+        <w:tc>
+          <w:tcPr>
+            <w:tcW w:type="dxa" w:w="1584"/>
+          </w:tcPr>
+          <w:p>
+            <w:r>
+              <w:rPr>
+                <w:sz w:val="18"/>
+              </w:rPr>
+              <w:t>0.028</w:t>
+            </w:r>
+          </w:p>
+        </w:tc>
+        <w:tc>
+          <w:tcPr>
+            <w:tcW w:type="dxa" w:w="1584"/>
+          </w:tcPr>
+          <w:p>
+            <w:r>
+              <w:rPr>
+                <w:sz w:val="18"/>
+              </w:rPr>
+              <w:t>0.682</w:t>
             </w:r>
           </w:p>
         </w:tc>
@@ -9909,40 +9731,40 @@
         </w:tc>
         <w:tc>
           <w:tcPr>
-            <w:tcW w:type="dxa" w:w="1440"/>
-          </w:tcPr>
-          <w:p>
-            <w:r>
-              <w:rPr>
-                <w:sz w:val="18"/>
-              </w:rPr>
-              <w:t>0.9300</w:t>
-            </w:r>
-          </w:p>
-        </w:tc>
-        <w:tc>
-          <w:tcPr>
-            <w:tcW w:type="dxa" w:w="1440"/>
-          </w:tcPr>
-          <w:p>
-            <w:r>
-              <w:rPr>
-                <w:sz w:val="18"/>
-              </w:rPr>
-              <w:t>0.0600</w:t>
-            </w:r>
-          </w:p>
-        </w:tc>
-        <w:tc>
-          <w:tcPr>
-            <w:tcW w:type="dxa" w:w="1440"/>
-          </w:tcPr>
-          <w:p>
-            <w:r>
-              <w:rPr>
-                <w:sz w:val="18"/>
-              </w:rPr>
-              <w:t>0.2575</w:t>
+            <w:tcW w:type="dxa" w:w="1584"/>
+          </w:tcPr>
+          <w:p>
+            <w:r>
+              <w:rPr>
+                <w:sz w:val="18"/>
+              </w:rPr>
+              <w:t>0.9518</w:t>
+            </w:r>
+          </w:p>
+        </w:tc>
+        <w:tc>
+          <w:tcPr>
+            <w:tcW w:type="dxa" w:w="1584"/>
+          </w:tcPr>
+          <w:p>
+            <w:r>
+              <w:rPr>
+                <w:sz w:val="18"/>
+              </w:rPr>
+              <w:t>0.052</w:t>
+            </w:r>
+          </w:p>
+        </w:tc>
+        <w:tc>
+          <w:tcPr>
+            <w:tcW w:type="dxa" w:w="1584"/>
+          </w:tcPr>
+          <w:p>
+            <w:r>
+              <w:rPr>
+                <w:sz w:val="18"/>
+              </w:rPr>
+              <w:t>0.213</w:t>
             </w:r>
           </w:p>
         </w:tc>
@@ -9963,40 +9785,40 @@
         </w:tc>
         <w:tc>
           <w:tcPr>
-            <w:tcW w:type="dxa" w:w="1440"/>
-          </w:tcPr>
-          <w:p>
-            <w:r>
-              <w:rPr>
-                <w:sz w:val="18"/>
-              </w:rPr>
-              <w:t>0.9004</w:t>
-            </w:r>
-          </w:p>
-        </w:tc>
-        <w:tc>
-          <w:tcPr>
-            <w:tcW w:type="dxa" w:w="1440"/>
-          </w:tcPr>
-          <w:p>
-            <w:r>
-              <w:rPr>
-                <w:sz w:val="18"/>
-              </w:rPr>
-              <w:t>0.1808</w:t>
-            </w:r>
-          </w:p>
-        </w:tc>
-        <w:tc>
-          <w:tcPr>
-            <w:tcW w:type="dxa" w:w="1440"/>
-          </w:tcPr>
-          <w:p>
-            <w:r>
-              <w:rPr>
-                <w:sz w:val="18"/>
-              </w:rPr>
-              <w:t>0.1883</w:t>
+            <w:tcW w:type="dxa" w:w="1584"/>
+          </w:tcPr>
+          <w:p>
+            <w:r>
+              <w:rPr>
+                <w:sz w:val="18"/>
+              </w:rPr>
+              <w:t>0.9305</w:t>
+            </w:r>
+          </w:p>
+        </w:tc>
+        <w:tc>
+          <w:tcPr>
+            <w:tcW w:type="dxa" w:w="1584"/>
+          </w:tcPr>
+          <w:p>
+            <w:r>
+              <w:rPr>
+                <w:sz w:val="18"/>
+              </w:rPr>
+              <w:t>0.129</w:t>
+            </w:r>
+          </w:p>
+        </w:tc>
+        <w:tc>
+          <w:tcPr>
+            <w:tcW w:type="dxa" w:w="1584"/>
+          </w:tcPr>
+          <w:p>
+            <w:r>
+              <w:rPr>
+                <w:sz w:val="18"/>
+              </w:rPr>
+              <w:t>0.176</w:t>
             </w:r>
           </w:p>
         </w:tc>
@@ -10209,7 +10031,7 @@
           <w:i w:val="0"/>
           <w:sz w:val="20"/>
         </w:rPr>
-        <w:t>Iteration 4 calibrated threshold = 0.385. On the calibration generators this gives FPR 2.0% / FNR 3.1%. It transfers well to the DRAGON unseen set (FPR 2.1% / FNR 2.4%) but not to the organiser set (FNR 24.75%): pixel-space diffusion fakes receive systematically lower AI-scores than latent-diffusion fakes, so a threshold tuned on the latter under-flags the former. This is a score-distribution shift, not a ranking failure — the organiser clean AUC is still 0.929.</w:t>
+        <w:t>Iteration 7 calibrated threshold = 0.215 (minmax_fpfn). On the calibration generators: genval AUC 0.999 / FPR 1.2% / FNR 1.2%, calval AUC 0.998 / FPR 1.2% / FNR 2.4%. It transfers to the DRAGON unseen set (FPR 1.2% / FNR 1.2%) but not to the organiser set (clean FNR 23.3%): pixel-space diffusion fakes receive systematically lower AI-scores than latent-diffusion fakes, so a threshold tuned on the latter under-flags the former. This is a score-distribution shift, not a ranking failure — the organiser clean AUC is 0.955. The Final Score is threshold-free; the shipped model records this threshold and the calibration script lets an operator refit it per deployment.</w:t>
       </w:r>
     </w:p>
     <w:p>
@@ -10270,10 +10092,24 @@
         <w:rPr>
           <w:b/>
         </w:rPr>
-        <w:t>Remaining frontier: pixel-space diffusion under degradation.</w:t>
+        <w:t>A frozen CLIP semantic branch is the cross-family bridge — a hand-crafted frequency branch is not.</w:t>
       </w:r>
       <w:r>
-        <w:t xml:space="preserve"> ADM/DDPM/DDIM clean AUC is 0.82–0.92; under heavy noise (σ0.10) organiser FNR reaches 61%. Iteration 5 adds the SAFE DWT high-frequency branch (which reports ADM 0.82 trained on GAN only) and SAFE augmentations (RandomMask, Rotation, crop-from-native) that harden the frequency signal against JPEG/blur/noise.</w:t>
+        <w:t xml:space="preserve"> Iteration 7 adds a frozen CLIP-B/16 branch as a zero-init residual, trained only as a ~200K fusion head on precomputed features. Organiser clean AUC 0.929 → 0.955, ADM 0.82 → 0.89 — the pattern the literature predicts (semantic features do not depend on the artifact type). A hand-crafted NPR radial-spectrum branch was built and measured on the same footing: no help (0.905 vs 0.908), because pixel-space diffusion has no sharp spectral peaks to read.</w:t>
+      </w:r>
+    </w:p>
+    <w:p>
+      <w:pPr>
+        <w:pStyle w:val="ListBullet"/>
+      </w:pPr>
+      <w:r>
+        <w:rPr>
+          <w:b/>
+        </w:rPr>
+        <w:t>The robust half needs degradation-aware fusion training.</w:t>
+      </w:r>
+      <w:r>
+        <w:t xml:space="preserve"> The CLIP branch trained on clean embeddings added +0.025 clean AUC but only +0.003 robust — CLIP embeddings shift under degradation (measured cos-sim ~0.8). Training the head with gaussian feature-jitter calibrated to that shift recovered the robust half 0.900 → 0.911.</w:t>
       </w:r>
     </w:p>
     <w:p>
@@ -10312,7 +10148,7 @@
       <w:tr>
         <w:tc>
           <w:tcPr>
-            <w:tcW w:type="dxa" w:w="2304"/>
+            <w:tcW w:type="dxa" w:w="2160"/>
           </w:tcPr>
           <w:p>
             <w:r>
@@ -10326,7 +10162,7 @@
         </w:tc>
         <w:tc>
           <w:tcPr>
-            <w:tcW w:type="dxa" w:w="7776"/>
+            <w:tcW w:type="dxa" w:w="7920"/>
           </w:tcPr>
           <w:p>
             <w:r>
@@ -10342,27 +10178,27 @@
       <w:tr>
         <w:tc>
           <w:tcPr>
-            <w:tcW w:type="dxa" w:w="2304"/>
-          </w:tcPr>
-          <w:p>
-            <w:r>
-              <w:rPr>
-                <w:sz w:val="18"/>
-              </w:rPr>
-              <w:t>Best checkpoint</w:t>
-            </w:r>
-          </w:p>
-        </w:tc>
-        <w:tc>
-          <w:tcPr>
-            <w:tcW w:type="dxa" w:w="7776"/>
-          </w:tcPr>
-          <w:p>
-            <w:r>
-              <w:rPr>
-                <w:sz w:val="18"/>
-              </w:rPr>
-              <w:t>runs/iter4/best.pt — organiser Final Score 0.9126, threshold 0.385</w:t>
+            <w:tcW w:type="dxa" w:w="2160"/>
+          </w:tcPr>
+          <w:p>
+            <w:r>
+              <w:rPr>
+                <w:sz w:val="18"/>
+              </w:rPr>
+              <w:t>Submission checkpoint</w:t>
+            </w:r>
+          </w:p>
+        </w:tc>
+        <w:tc>
+          <w:tcPr>
+            <w:tcW w:type="dxa" w:w="7920"/>
+          </w:tcPr>
+          <w:p>
+            <w:r>
+              <w:rPr>
+                <w:sz w:val="18"/>
+              </w:rPr>
+              <w:t>runs/iter7/best.pt — organiser Final Score 0.9326, threshold 0.215. ~108M inference params (22M ViT + 86M frozen CLIP-B), ~200K trainable.</w:t>
             </w:r>
           </w:p>
         </w:tc>
@@ -10370,27 +10206,27 @@
       <w:tr>
         <w:tc>
           <w:tcPr>
-            <w:tcW w:type="dxa" w:w="2304"/>
-          </w:tcPr>
-          <w:p>
-            <w:r>
-              <w:rPr>
-                <w:sz w:val="18"/>
-              </w:rPr>
-              <w:t>Iteration 5</w:t>
-            </w:r>
-          </w:p>
-        </w:tc>
-        <w:tc>
-          <w:tcPr>
-            <w:tcW w:type="dxa" w:w="7776"/>
-          </w:tcPr>
-          <w:p>
-            <w:r>
-              <w:rPr>
-                <w:sz w:val="18"/>
-              </w:rPr>
-              <w:t>Training (hybrid + wavelet branch, warm-started from iter 4); epoch 1/10 internal AUC 0.9993</w:t>
+            <w:tcW w:type="dxa" w:w="2160"/>
+          </w:tcPr>
+          <w:p>
+            <w:r>
+              <w:rPr>
+                <w:sz w:val="18"/>
+              </w:rPr>
+              <w:t>Iteration 5 (aborted)</w:t>
+            </w:r>
+          </w:p>
+        </w:tc>
+        <w:tc>
+          <w:tcPr>
+            <w:tcW w:type="dxa" w:w="7920"/>
+          </w:tcPr>
+          <w:p>
+            <w:r>
+              <w:rPr>
+                <w:sz w:val="18"/>
+              </w:rPr>
+              <w:t>SAFE DWT wavelet branch on a frozen backbone did not move internal AUC; sprint reprioritised toward the CLIP branch.</w:t>
             </w:r>
           </w:p>
         </w:tc>
@@ -10398,27 +10234,27 @@
       <w:tr>
         <w:tc>
           <w:tcPr>
-            <w:tcW w:type="dxa" w:w="2304"/>
-          </w:tcPr>
-          <w:p>
-            <w:r>
-              <w:rPr>
-                <w:sz w:val="18"/>
-              </w:rPr>
-              <w:t>Iteration 6 (planned)</w:t>
-            </w:r>
-          </w:p>
-        </w:tc>
-        <w:tc>
-          <w:tcPr>
-            <w:tcW w:type="dxa" w:w="7776"/>
-          </w:tcPr>
-          <w:p>
-            <w:r>
-              <w:rPr>
-                <w:sz w:val="18"/>
-              </w:rPr>
-              <w:t>Supervised-contrastive loss + windowed augmentation + motion blur</w:t>
+            <w:tcW w:type="dxa" w:w="2160"/>
+          </w:tcPr>
+          <w:p>
+            <w:r>
+              <w:rPr>
+                <w:sz w:val="18"/>
+              </w:rPr>
+              <w:t>Iteration 6 (aborted)</w:t>
+            </w:r>
+          </w:p>
+        </w:tc>
+        <w:tc>
+          <w:tcPr>
+            <w:tcW w:type="dxa" w:w="7920"/>
+          </w:tcPr>
+          <w:p>
+            <w:r>
+              <w:rPr>
+                <w:sz w:val="18"/>
+              </w:rPr>
+              <w:t>CLIP live in the training loop, then CLIP ViT-L/14 — both ~6 s/step or hung on the Intel Arc iGPU (large-attention GEMM instability). Resolved by the precomputed-feature path (iteration 7).</w:t>
             </w:r>
           </w:p>
         </w:tc>
@@ -10426,7 +10262,35 @@
       <w:tr>
         <w:tc>
           <w:tcPr>
-            <w:tcW w:type="dxa" w:w="2304"/>
+            <w:tcW w:type="dxa" w:w="2160"/>
+          </w:tcPr>
+          <w:p>
+            <w:r>
+              <w:rPr>
+                <w:sz w:val="18"/>
+              </w:rPr>
+              <w:t>CLIP ViT-L/14</w:t>
+            </w:r>
+          </w:p>
+        </w:tc>
+        <w:tc>
+          <w:tcPr>
+            <w:tcW w:type="dxa" w:w="7920"/>
+          </w:tcPr>
+          <w:p>
+            <w:r>
+              <w:rPr>
+                <w:sz w:val="18"/>
+              </w:rPr>
+              <w:t>Attempted via the precompute path; hung on the iGPU like every other CLIP-L job. Not pursued further — CLIP-B’s +0.014 is banked.</w:t>
+            </w:r>
+          </w:p>
+        </w:tc>
+      </w:tr>
+      <w:tr>
+        <w:tc>
+          <w:tcPr>
+            <w:tcW w:type="dxa" w:w="2160"/>
           </w:tcPr>
           <w:p>
             <w:r>
@@ -10439,14 +10303,14 @@
         </w:tc>
         <w:tc>
           <w:tcPr>
-            <w:tcW w:type="dxa" w:w="7776"/>
-          </w:tcPr>
-          <w:p>
-            <w:r>
-              <w:rPr>
-                <w:sz w:val="18"/>
-              </w:rPr>
-              <w:t>Final Score ~0.90–0.92 on genuinely unseen generators; the ≤3% target is not reached by any published method on unseen generators</w:t>
+            <w:tcW w:type="dxa" w:w="7920"/>
+          </w:tcPr>
+          <w:p>
+            <w:r>
+              <w:rPr>
+                <w:sz w:val="18"/>
+              </w:rPr>
+              <w:t>Final Score ~0.93–0.94 on genuinely unseen pixel-diffusion generators. The ≤3% FPR/FNR target is not reached by any published method on unseen generators; the deck sets no hard threshold.</w:t>
             </w:r>
           </w:p>
         </w:tc>
